--- a/documents/2as/molakhas_motataliat_2as.docx
+++ b/documents/2as/molakhas_motataliat_2as.docx
@@ -169,7 +169,7 @@
                     <w:rPr>
                       <w:rtl/>
                     </w:rPr>
-                    <w:t xml:space="preserve">5. المتتاليات المحدودة</w:t>
+                    <w:t xml:space="preserve">5. المتتاليات الحسابية</w:t>
                   </w:r>
                 </w:p>
               </w:tc>
@@ -203,7 +203,7 @@
                     <w:rPr>
                       <w:rtl/>
                     </w:rPr>
-                    <w:t xml:space="preserve">6. المتتاليات الحسابية</w:t>
+                    <w:t xml:space="preserve">6. المتتاليات الهندسية</w:t>
                   </w:r>
                 </w:p>
               </w:tc>
@@ -237,7 +237,7 @@
                     <w:rPr>
                       <w:rtl/>
                     </w:rPr>
-                    <w:t xml:space="preserve">7. المتتاليات الهندسية</w:t>
+                    <w:t xml:space="preserve">7. نهاية متتالية وخلاصة الطرائق</w:t>
                   </w:r>
                 </w:p>
               </w:tc>
@@ -265,14 +265,8 @@
                   <w:pPr>
                     <w:pStyle w:val="Compact"/>
                     <w:bidi/>
-                    <w:jc w:val="left"/>
+                    <w:jc w:val="center"/>
                   </w:pPr>
-                  <w:r>
-                    <w:rPr>
-                      <w:rtl/>
-                    </w:rPr>
-                    <w:t xml:space="preserve">8. نهاية متتالية وخلاصة الطرائق</w:t>
-                  </w:r>
                 </w:p>
               </w:tc>
               <w:tc>
@@ -2853,6 +2847,1525 @@
         <w:spacing w:before="0" w:after="0"/>
       </w:pPr>
     </w:p>
+    <w:tbl>
+      <w:tblPr>
+        <w:tblW w:w="9864" w:type="dxa"/>
+        <w:jc w:val="center"/>
+        <w:tblBorders>
+          <w:top w:val="single" w:sz="10" w:space="0" w:color="193E7D"/>
+          <w:left w:val="single" w:sz="10" w:space="0" w:color="193E7D"/>
+          <w:bottom w:val="single" w:sz="10" w:space="0" w:color="193E7D"/>
+          <w:right w:val="single" w:sz="10" w:space="0" w:color="193E7D"/>
+          <w:insideH w:val="single" w:sz="10" w:space="0" w:color="193E7D"/>
+        </w:tblBorders>
+        <w:tblLayout w:type="fixed"/>
+        <w:tblCellMar>
+          <w:top w:w="40" w:type="dxa"/>
+          <w:left w:w="140" w:type="dxa"/>
+          <w:bottom w:w="60" w:type="dxa"/>
+          <w:right w:w="140" w:type="dxa"/>
+        </w:tblCellMar>
+      </w:tblPr>
+      <w:tblGrid>
+        <w:gridCol w:w="9864"/>
+      </w:tblGrid>
+      <w:tr>
+        <w:trPr>
+          <w:cantSplit/>
+        </w:trPr>
+        <w:tc>
+          <w:tcPr>
+            <w:tcW w:w="9864" w:type="dxa"/>
+            <w:shd w:val="clear" w:color="auto" w:fill="193E7D"/>
+          </w:tcPr>
+          <w:p>
+            <w:pPr>
+              <w:keepNext/>
+              <w:bidi/>
+              <w:spacing w:before="0" w:after="0"/>
+            </w:pPr>
+            <w:r>
+              <w:rPr>
+                <w:b/>
+                <w:bCs/>
+                <w:color w:val="FFFFFF"/>
+                <w:rtl/>
+              </w:rPr>
+              <w:t xml:space="preserve">3. وصف ظاهرة بواسطة متتالية</w:t>
+            </w:r>
+          </w:p>
+        </w:tc>
+      </w:tr>
+      <w:tr>
+        <w:tc>
+          <w:tcPr>
+            <w:tcW w:w="9864" w:type="dxa"/>
+            <w:shd w:val="clear" w:color="auto" w:fill="F4F6FA"/>
+          </w:tcPr>
+          <w:p>
+            <w:pPr>
+              <w:bidi/>
+            </w:pPr>
+            <w:r>
+              <w:rPr>
+                <w:rtl/>
+              </w:rPr>
+              <w:t xml:space="preserve">نترجم وضعية من الواقع (ادخار ، سكان ، أسعار ، إنتاج</w:t>
+            </w:r>
+            <w:r>
+              <w:rPr>
+                <w:rtl/>
+              </w:rPr>
+              <w:t xml:space="preserve"> </w:t>
+            </w:r>
+            <m:oMath>
+              <m:r>
+                <m:rPr>
+                  <m:sty m:val="p"/>
+                </m:rPr>
+                <m:t>…</m:t>
+              </m:r>
+            </m:oMath>
+            <w:r>
+              <w:rPr>
+                <w:rtl/>
+              </w:rPr>
+              <w:t xml:space="preserve">) إلى متتالية:</w:t>
+            </w:r>
+            <w:r>
+              <w:rPr>
+                <w:rtl/>
+              </w:rPr>
+              <w:t xml:space="preserve"> </w:t>
+            </w:r>
+            <m:oMath>
+              <m:sSub>
+                <m:e>
+                  <m:r>
+                    <m:t>u</m:t>
+                  </m:r>
+                </m:e>
+                <m:sub>
+                  <m:r>
+                    <m:t>n</m:t>
+                  </m:r>
+                </m:sub>
+              </m:sSub>
+            </m:oMath>
+            <w:r>
+              <w:rPr>
+                <w:rtl/>
+              </w:rPr>
+              <w:t xml:space="preserve"> </w:t>
+            </w:r>
+            <w:r>
+              <w:rPr>
+                <w:rtl/>
+              </w:rPr>
+              <w:t xml:space="preserve">هي قيمة المقدار بعد</w:t>
+            </w:r>
+            <w:r>
+              <w:rPr>
+                <w:rtl/>
+              </w:rPr>
+              <w:t xml:space="preserve"> </w:t>
+            </w:r>
+            <m:oMath>
+              <m:r>
+                <m:t>n</m:t>
+              </m:r>
+            </m:oMath>
+            <w:r>
+              <w:rPr>
+                <w:rtl/>
+              </w:rPr>
+              <w:t xml:space="preserve"> </w:t>
+            </w:r>
+            <w:r>
+              <w:rPr>
+                <w:rtl/>
+              </w:rPr>
+              <w:t xml:space="preserve">مرحلة (شهر ، سنة</w:t>
+            </w:r>
+            <w:r>
+              <w:rPr>
+                <w:rtl/>
+              </w:rPr>
+              <w:t xml:space="preserve"> </w:t>
+            </w:r>
+            <m:oMath>
+              <m:r>
+                <m:rPr>
+                  <m:sty m:val="p"/>
+                </m:rPr>
+                <m:t>…</m:t>
+              </m:r>
+            </m:oMath>
+            <w:r>
+              <w:rPr>
+                <w:rtl/>
+              </w:rPr>
+              <w:t xml:space="preserve">) ، ثم نكتب العلاقة بين</w:t>
+            </w:r>
+            <w:r>
+              <w:rPr>
+                <w:rtl/>
+              </w:rPr>
+              <w:t xml:space="preserve"> </w:t>
+            </w:r>
+            <m:oMath>
+              <m:sSub>
+                <m:e>
+                  <m:r>
+                    <m:t>u</m:t>
+                  </m:r>
+                </m:e>
+                <m:sub>
+                  <m:r>
+                    <m:t>n</m:t>
+                  </m:r>
+                  <m:r>
+                    <m:rPr>
+                      <m:sty m:val="p"/>
+                    </m:rPr>
+                    <m:t>+</m:t>
+                  </m:r>
+                  <m:r>
+                    <m:t>1</m:t>
+                  </m:r>
+                </m:sub>
+              </m:sSub>
+            </m:oMath>
+            <w:r>
+              <w:rPr>
+                <w:rtl/>
+              </w:rPr>
+              <w:t xml:space="preserve"> </w:t>
+            </w:r>
+            <w:r>
+              <w:rPr>
+                <w:rtl/>
+              </w:rPr>
+              <w:t xml:space="preserve">و</w:t>
+            </w:r>
+            <w:r>
+              <w:rPr>
+                <w:rtl/>
+              </w:rPr>
+              <w:t xml:space="preserve"> </w:t>
+            </w:r>
+            <m:oMath>
+              <m:sSub>
+                <m:e>
+                  <m:r>
+                    <m:t>u</m:t>
+                  </m:r>
+                </m:e>
+                <m:sub>
+                  <m:r>
+                    <m:t>n</m:t>
+                  </m:r>
+                </m:sub>
+              </m:sSub>
+            </m:oMath>
+            <w:r>
+              <w:rPr>
+                <w:rtl/>
+              </w:rPr>
+              <w:t xml:space="preserve">.</w:t>
+            </w:r>
+          </w:p>
+          <w:p>
+            <w:pPr>
+              <w:numPr>
+                <w:ilvl w:val="0"/>
+                <w:numId w:val="1002"/>
+              </w:numPr>
+              <w:bidi/>
+            </w:pPr>
+            <w:r>
+              <w:rPr>
+                <w:rtl/>
+              </w:rPr>
+              <w:t xml:space="preserve">زيادة (أو نقصان)</w:t>
+            </w:r>
+            <w:r>
+              <w:rPr>
+                <w:rtl/>
+              </w:rPr>
+              <w:t xml:space="preserve"> </w:t>
+            </w:r>
+            <w:r>
+              <w:rPr>
+                <w:b/>
+                <w:bCs/>
+                <w:rtl/>
+              </w:rPr>
+              <w:t xml:space="preserve">بمقدار ثابت</w:t>
+            </w:r>
+            <w:r>
+              <w:rPr>
+                <w:rtl/>
+              </w:rPr>
+              <w:t xml:space="preserve"> </w:t>
+            </w:r>
+            <m:oMath>
+              <m:r>
+                <m:t>r</m:t>
+              </m:r>
+            </m:oMath>
+            <w:r>
+              <w:rPr>
+                <w:rtl/>
+              </w:rPr>
+              <w:t xml:space="preserve"> </w:t>
+            </w:r>
+            <w:r>
+              <w:rPr>
+                <w:rtl/>
+              </w:rPr>
+              <w:t xml:space="preserve">في كل مرحلة:  </w:t>
+            </w:r>
+            <m:oMath>
+              <m:sSub>
+                <m:e>
+                  <m:r>
+                    <m:t>u</m:t>
+                  </m:r>
+                </m:e>
+                <m:sub>
+                  <m:r>
+                    <m:t>n</m:t>
+                  </m:r>
+                  <m:r>
+                    <m:rPr>
+                      <m:sty m:val="p"/>
+                    </m:rPr>
+                    <m:t>+</m:t>
+                  </m:r>
+                  <m:r>
+                    <m:t>1</m:t>
+                  </m:r>
+                </m:sub>
+              </m:sSub>
+              <m:r>
+                <m:rPr>
+                  <m:sty m:val="p"/>
+                </m:rPr>
+                <m:t>=</m:t>
+              </m:r>
+              <m:sSub>
+                <m:e>
+                  <m:r>
+                    <m:t>u</m:t>
+                  </m:r>
+                </m:e>
+                <m:sub>
+                  <m:r>
+                    <m:t>n</m:t>
+                  </m:r>
+                </m:sub>
+              </m:sSub>
+              <m:r>
+                <m:rPr>
+                  <m:sty m:val="p"/>
+                </m:rPr>
+                <m:t>+</m:t>
+              </m:r>
+              <m:r>
+                <m:t>r</m:t>
+              </m:r>
+            </m:oMath>
+            <w:r>
+              <w:rPr>
+                <w:rtl/>
+              </w:rPr>
+              <w:t xml:space="preserve"> </w:t>
+            </w:r>
+            <w:r>
+              <w:rPr>
+                <w:rtl/>
+              </w:rPr>
+              <w:t xml:space="preserve"> (متتالية حسابية).</w:t>
+            </w:r>
+          </w:p>
+          <w:p>
+            <w:pPr>
+              <w:numPr>
+                <w:ilvl w:val="0"/>
+                <w:numId w:val="1002"/>
+              </w:numPr>
+              <w:bidi/>
+            </w:pPr>
+            <w:r>
+              <w:rPr>
+                <w:rtl/>
+              </w:rPr>
+              <w:t xml:space="preserve">زيادة</w:t>
+            </w:r>
+            <w:r>
+              <w:rPr>
+                <w:rtl/>
+              </w:rPr>
+              <w:t xml:space="preserve"> </w:t>
+            </w:r>
+            <w:r>
+              <w:rPr>
+                <w:b/>
+                <w:bCs/>
+                <w:rtl/>
+              </w:rPr>
+              <w:t xml:space="preserve">بنسبة</w:t>
+            </w:r>
+            <w:r>
+              <w:rPr>
+                <w:rtl/>
+              </w:rPr>
+              <w:t xml:space="preserve"> </w:t>
+            </w:r>
+            <m:oMath>
+              <m:r>
+                <m:t>t</m:t>
+              </m:r>
+              <m:r>
+                <m:t> </m:t>
+              </m:r>
+              <m:r>
+                <m:rPr>
+                  <m:sty m:val="p"/>
+                </m:rPr>
+                <m:t>%</m:t>
+              </m:r>
+            </m:oMath>
+            <w:r>
+              <w:rPr>
+                <w:rtl/>
+              </w:rPr>
+              <w:t xml:space="preserve"> </w:t>
+            </w:r>
+            <w:r>
+              <w:rPr>
+                <w:rtl/>
+              </w:rPr>
+              <w:t xml:space="preserve">في كل مرحلة:  </w:t>
+            </w:r>
+            <m:oMath>
+              <m:sSub>
+                <m:e>
+                  <m:r>
+                    <m:t>u</m:t>
+                  </m:r>
+                </m:e>
+                <m:sub>
+                  <m:r>
+                    <m:t>n</m:t>
+                  </m:r>
+                  <m:r>
+                    <m:rPr>
+                      <m:sty m:val="p"/>
+                    </m:rPr>
+                    <m:t>+</m:t>
+                  </m:r>
+                  <m:r>
+                    <m:t>1</m:t>
+                  </m:r>
+                </m:sub>
+              </m:sSub>
+              <m:r>
+                <m:rPr>
+                  <m:sty m:val="p"/>
+                </m:rPr>
+                <m:t>=</m:t>
+              </m:r>
+              <m:sSub>
+                <m:e>
+                  <m:r>
+                    <m:t>u</m:t>
+                  </m:r>
+                </m:e>
+                <m:sub>
+                  <m:r>
+                    <m:t>n</m:t>
+                  </m:r>
+                </m:sub>
+              </m:sSub>
+              <m:r>
+                <m:rPr>
+                  <m:sty m:val="p"/>
+                </m:rPr>
+                <m:t>+</m:t>
+              </m:r>
+              <m:f>
+                <m:fPr>
+                  <m:type m:val="bar"/>
+                </m:fPr>
+                <m:num>
+                  <m:r>
+                    <m:t>t</m:t>
+                  </m:r>
+                </m:num>
+                <m:den>
+                  <m:r>
+                    <m:t>100</m:t>
+                  </m:r>
+                </m:den>
+              </m:f>
+              <m:sSub>
+                <m:e>
+                  <m:r>
+                    <m:t>u</m:t>
+                  </m:r>
+                </m:e>
+                <m:sub>
+                  <m:r>
+                    <m:t>n</m:t>
+                  </m:r>
+                </m:sub>
+              </m:sSub>
+              <m:r>
+                <m:rPr>
+                  <m:sty m:val="p"/>
+                </m:rPr>
+                <m:t>=</m:t>
+              </m:r>
+              <m:d>
+                <m:dPr>
+                  <m:begChr m:val="("/>
+                  <m:endChr m:val=")"/>
+                  <m:sepChr m:val=""/>
+                  <m:grow/>
+                </m:dPr>
+                <m:e>
+                  <m:r>
+                    <m:t>1</m:t>
+                  </m:r>
+                  <m:r>
+                    <m:rPr>
+                      <m:sty m:val="p"/>
+                    </m:rPr>
+                    <m:t>+</m:t>
+                  </m:r>
+                  <m:f>
+                    <m:fPr>
+                      <m:type m:val="bar"/>
+                    </m:fPr>
+                    <m:num>
+                      <m:r>
+                        <m:t>t</m:t>
+                      </m:r>
+                    </m:num>
+                    <m:den>
+                      <m:r>
+                        <m:t>100</m:t>
+                      </m:r>
+                    </m:den>
+                  </m:f>
+                </m:e>
+              </m:d>
+              <m:sSub>
+                <m:e>
+                  <m:r>
+                    <m:t>u</m:t>
+                  </m:r>
+                </m:e>
+                <m:sub>
+                  <m:r>
+                    <m:t>n</m:t>
+                  </m:r>
+                </m:sub>
+              </m:sSub>
+            </m:oMath>
+            <w:r>
+              <w:rPr>
+                <w:rtl/>
+              </w:rPr>
+              <w:t xml:space="preserve"> </w:t>
+            </w:r>
+            <w:r>
+              <w:rPr>
+                <w:rtl/>
+              </w:rPr>
+              <w:t xml:space="preserve"> (متتالية هندسية) ؛ ونقصان بنسبة</w:t>
+            </w:r>
+            <w:r>
+              <w:rPr>
+                <w:rtl/>
+              </w:rPr>
+              <w:t xml:space="preserve"> </w:t>
+            </w:r>
+            <m:oMath>
+              <m:r>
+                <m:t>t</m:t>
+              </m:r>
+              <m:r>
+                <m:t> </m:t>
+              </m:r>
+              <m:r>
+                <m:rPr>
+                  <m:sty m:val="p"/>
+                </m:rPr>
+                <m:t>%</m:t>
+              </m:r>
+            </m:oMath>
+            <w:r>
+              <w:rPr>
+                <w:rtl/>
+              </w:rPr>
+              <w:t xml:space="preserve">:  </w:t>
+            </w:r>
+            <m:oMath>
+              <m:sSub>
+                <m:e>
+                  <m:r>
+                    <m:t>u</m:t>
+                  </m:r>
+                </m:e>
+                <m:sub>
+                  <m:r>
+                    <m:t>n</m:t>
+                  </m:r>
+                  <m:r>
+                    <m:rPr>
+                      <m:sty m:val="p"/>
+                    </m:rPr>
+                    <m:t>+</m:t>
+                  </m:r>
+                  <m:r>
+                    <m:t>1</m:t>
+                  </m:r>
+                </m:sub>
+              </m:sSub>
+              <m:r>
+                <m:rPr>
+                  <m:sty m:val="p"/>
+                </m:rPr>
+                <m:t>=</m:t>
+              </m:r>
+              <m:d>
+                <m:dPr>
+                  <m:begChr m:val="("/>
+                  <m:endChr m:val=")"/>
+                  <m:sepChr m:val=""/>
+                  <m:grow/>
+                </m:dPr>
+                <m:e>
+                  <m:r>
+                    <m:t>1</m:t>
+                  </m:r>
+                  <m:r>
+                    <m:rPr>
+                      <m:sty m:val="p"/>
+                    </m:rPr>
+                    <m:t>−</m:t>
+                  </m:r>
+                  <m:f>
+                    <m:fPr>
+                      <m:type m:val="bar"/>
+                    </m:fPr>
+                    <m:num>
+                      <m:r>
+                        <m:t>t</m:t>
+                      </m:r>
+                    </m:num>
+                    <m:den>
+                      <m:r>
+                        <m:t>100</m:t>
+                      </m:r>
+                    </m:den>
+                  </m:f>
+                </m:e>
+              </m:d>
+              <m:sSub>
+                <m:e>
+                  <m:r>
+                    <m:t>u</m:t>
+                  </m:r>
+                </m:e>
+                <m:sub>
+                  <m:r>
+                    <m:t>n</m:t>
+                  </m:r>
+                </m:sub>
+              </m:sSub>
+            </m:oMath>
+            <w:r>
+              <w:rPr>
+                <w:rtl/>
+              </w:rPr>
+              <w:t xml:space="preserve">.</w:t>
+            </w:r>
+          </w:p>
+        </w:tc>
+      </w:tr>
+    </w:tbl>
+    <w:p>
+      <w:pPr>
+        <w:bidi/>
+        <w:spacing w:before="0" w:after="0"/>
+      </w:pPr>
+    </w:p>
+    <w:tbl>
+      <w:tblPr>
+        <w:tblW w:w="9864" w:type="dxa"/>
+        <w:jc w:val="center"/>
+        <w:tblBorders>
+          <w:top w:val="single" w:sz="10" w:space="0" w:color="9F5600"/>
+          <w:left w:val="single" w:sz="10" w:space="0" w:color="9F5600"/>
+          <w:bottom w:val="single" w:sz="10" w:space="0" w:color="9F5600"/>
+          <w:right w:val="single" w:sz="10" w:space="0" w:color="9F5600"/>
+          <w:insideH w:val="single" w:sz="10" w:space="0" w:color="9F5600"/>
+        </w:tblBorders>
+        <w:tblLayout w:type="fixed"/>
+        <w:tblCellMar>
+          <w:top w:w="40" w:type="dxa"/>
+          <w:left w:w="140" w:type="dxa"/>
+          <w:bottom w:w="60" w:type="dxa"/>
+          <w:right w:w="140" w:type="dxa"/>
+        </w:tblCellMar>
+      </w:tblPr>
+      <w:tblGrid>
+        <w:gridCol w:w="9864"/>
+      </w:tblGrid>
+      <w:tr>
+        <w:trPr>
+          <w:cantSplit/>
+        </w:trPr>
+        <w:tc>
+          <w:tcPr>
+            <w:tcW w:w="9864" w:type="dxa"/>
+            <w:shd w:val="clear" w:color="auto" w:fill="9F5600"/>
+          </w:tcPr>
+          <w:p>
+            <w:pPr>
+              <w:keepNext/>
+              <w:bidi/>
+              <w:spacing w:before="0" w:after="0"/>
+            </w:pPr>
+            <w:r>
+              <w:rPr>
+                <w:b/>
+                <w:bCs/>
+                <w:color w:val="FFFFFF"/>
+                <w:rtl/>
+              </w:rPr>
+              <w:t xml:space="preserve">مثال</w:t>
+            </w:r>
+          </w:p>
+        </w:tc>
+      </w:tr>
+      <w:tr>
+        <w:tc>
+          <w:tcPr>
+            <w:tcW w:w="9864" w:type="dxa"/>
+            <w:shd w:val="clear" w:color="auto" w:fill="FCF8F2"/>
+          </w:tcPr>
+          <w:p>
+            <w:pPr>
+              <w:numPr>
+                <w:ilvl w:val="0"/>
+                <w:numId w:val="1003"/>
+              </w:numPr>
+              <w:bidi/>
+            </w:pPr>
+            <w:r>
+              <w:rPr>
+                <w:b/>
+                <w:bCs/>
+                <w:rtl/>
+              </w:rPr>
+              <w:t xml:space="preserve">ادخار:</w:t>
+            </w:r>
+            <w:r>
+              <w:rPr>
+                <w:rtl/>
+              </w:rPr>
+              <w:t xml:space="preserve"> </w:t>
+            </w:r>
+            <w:r>
+              <w:rPr>
+                <w:rtl/>
+              </w:rPr>
+              <w:t xml:space="preserve">في حساب أحمد</w:t>
+            </w:r>
+            <w:r>
+              <w:rPr>
+                <w:rtl/>
+              </w:rPr>
+              <w:t xml:space="preserve"> </w:t>
+            </w:r>
+            <m:oMath>
+              <m:r>
+                <m:t>10000</m:t>
+              </m:r>
+            </m:oMath>
+            <w:r>
+              <w:rPr>
+                <w:rtl/>
+              </w:rPr>
+              <w:t xml:space="preserve"> </w:t>
+            </w:r>
+            <w:r>
+              <w:rPr>
+                <w:rtl/>
+              </w:rPr>
+              <w:t xml:space="preserve">DA ، ويودع كل شهر</w:t>
+            </w:r>
+            <w:r>
+              <w:rPr>
+                <w:rtl/>
+              </w:rPr>
+              <w:t xml:space="preserve"> </w:t>
+            </w:r>
+            <m:oMath>
+              <m:r>
+                <m:t>2000</m:t>
+              </m:r>
+            </m:oMath>
+            <w:r>
+              <w:rPr>
+                <w:rtl/>
+              </w:rPr>
+              <w:t xml:space="preserve"> </w:t>
+            </w:r>
+            <w:r>
+              <w:rPr>
+                <w:rtl/>
+              </w:rPr>
+              <w:t xml:space="preserve">DA.  نسمي</w:t>
+            </w:r>
+            <w:r>
+              <w:rPr>
+                <w:rtl/>
+              </w:rPr>
+              <w:t xml:space="preserve"> </w:t>
+            </w:r>
+            <m:oMath>
+              <m:sSub>
+                <m:e>
+                  <m:r>
+                    <m:t>u</m:t>
+                  </m:r>
+                </m:e>
+                <m:sub>
+                  <m:r>
+                    <m:t>n</m:t>
+                  </m:r>
+                </m:sub>
+              </m:sSub>
+            </m:oMath>
+            <w:r>
+              <w:rPr>
+                <w:rtl/>
+              </w:rPr>
+              <w:t xml:space="preserve"> </w:t>
+            </w:r>
+            <w:r>
+              <w:rPr>
+                <w:rtl/>
+              </w:rPr>
+              <w:t xml:space="preserve">رصيده بعد</w:t>
+            </w:r>
+            <w:r>
+              <w:rPr>
+                <w:rtl/>
+              </w:rPr>
+              <w:t xml:space="preserve"> </w:t>
+            </w:r>
+            <m:oMath>
+              <m:r>
+                <m:t>n</m:t>
+              </m:r>
+            </m:oMath>
+            <w:r>
+              <w:rPr>
+                <w:rtl/>
+              </w:rPr>
+              <w:t xml:space="preserve"> </w:t>
+            </w:r>
+            <w:r>
+              <w:rPr>
+                <w:rtl/>
+              </w:rPr>
+              <w:t xml:space="preserve">شهراً:</w:t>
+            </w:r>
+            <w:r>
+              <w:rPr>
+                <w:rtl/>
+              </w:rPr>
+              <w:t xml:space="preserve"> </w:t>
+            </w:r>
+            <m:oMath>
+              <m:sSub>
+                <m:e>
+                  <m:r>
+                    <m:t>u</m:t>
+                  </m:r>
+                </m:e>
+                <m:sub>
+                  <m:r>
+                    <m:t>0</m:t>
+                  </m:r>
+                </m:sub>
+              </m:sSub>
+              <m:r>
+                <m:rPr>
+                  <m:sty m:val="p"/>
+                </m:rPr>
+                <m:t>=</m:t>
+              </m:r>
+              <m:r>
+                <m:t>10000</m:t>
+              </m:r>
+            </m:oMath>
+            <w:r>
+              <w:rPr>
+                <w:rtl/>
+              </w:rPr>
+              <w:t xml:space="preserve"> </w:t>
+            </w:r>
+            <w:r>
+              <w:rPr>
+                <w:rtl/>
+              </w:rPr>
+              <w:t xml:space="preserve">و</w:t>
+            </w:r>
+            <w:r>
+              <w:rPr>
+                <w:rtl/>
+              </w:rPr>
+              <w:t xml:space="preserve"> </w:t>
+            </w:r>
+            <m:oMath>
+              <m:sSub>
+                <m:e>
+                  <m:r>
+                    <m:t>u</m:t>
+                  </m:r>
+                </m:e>
+                <m:sub>
+                  <m:r>
+                    <m:t>n</m:t>
+                  </m:r>
+                  <m:r>
+                    <m:rPr>
+                      <m:sty m:val="p"/>
+                    </m:rPr>
+                    <m:t>+</m:t>
+                  </m:r>
+                  <m:r>
+                    <m:t>1</m:t>
+                  </m:r>
+                </m:sub>
+              </m:sSub>
+              <m:r>
+                <m:rPr>
+                  <m:sty m:val="p"/>
+                </m:rPr>
+                <m:t>=</m:t>
+              </m:r>
+              <m:sSub>
+                <m:e>
+                  <m:r>
+                    <m:t>u</m:t>
+                  </m:r>
+                </m:e>
+                <m:sub>
+                  <m:r>
+                    <m:t>n</m:t>
+                  </m:r>
+                </m:sub>
+              </m:sSub>
+              <m:r>
+                <m:rPr>
+                  <m:sty m:val="p"/>
+                </m:rPr>
+                <m:t>+</m:t>
+              </m:r>
+              <m:r>
+                <m:t>2000</m:t>
+              </m:r>
+            </m:oMath>
+            <w:r>
+              <w:rPr>
+                <w:rtl/>
+              </w:rPr>
+              <w:t xml:space="preserve"> </w:t>
+            </w:r>
+            <w:r>
+              <w:rPr>
+                <w:rtl/>
+              </w:rPr>
+              <w:t xml:space="preserve">، إذن</w:t>
+            </w:r>
+            <w:r>
+              <w:rPr>
+                <w:rtl/>
+              </w:rPr>
+              <w:t xml:space="preserve"> </w:t>
+            </w:r>
+            <m:oMath>
+              <m:sSub>
+                <m:e>
+                  <m:r>
+                    <m:t>u</m:t>
+                  </m:r>
+                </m:e>
+                <m:sub>
+                  <m:r>
+                    <m:t>n</m:t>
+                  </m:r>
+                </m:sub>
+              </m:sSub>
+              <m:r>
+                <m:rPr>
+                  <m:sty m:val="p"/>
+                </m:rPr>
+                <m:t>=</m:t>
+              </m:r>
+              <m:r>
+                <m:t>10000</m:t>
+              </m:r>
+              <m:r>
+                <m:rPr>
+                  <m:sty m:val="p"/>
+                </m:rPr>
+                <m:t>+</m:t>
+              </m:r>
+              <m:r>
+                <m:t>2000</m:t>
+              </m:r>
+              <m:r>
+                <m:t>n</m:t>
+              </m:r>
+            </m:oMath>
+            <w:r>
+              <w:rPr>
+                <w:rtl/>
+              </w:rPr>
+              <w:t xml:space="preserve">.  بعد سنة:</w:t>
+            </w:r>
+            <w:r>
+              <w:rPr>
+                <w:rtl/>
+              </w:rPr>
+              <w:t xml:space="preserve"> </w:t>
+            </w:r>
+            <m:oMath>
+              <m:sSub>
+                <m:e>
+                  <m:r>
+                    <m:t>u</m:t>
+                  </m:r>
+                </m:e>
+                <m:sub>
+                  <m:r>
+                    <m:t>12</m:t>
+                  </m:r>
+                </m:sub>
+              </m:sSub>
+              <m:r>
+                <m:rPr>
+                  <m:sty m:val="p"/>
+                </m:rPr>
+                <m:t>=</m:t>
+              </m:r>
+              <m:borderBox>
+                <m:e>
+                  <m:r>
+                    <m:t>34000</m:t>
+                  </m:r>
+                </m:e>
+              </m:borderBox>
+            </m:oMath>
+            <w:r>
+              <w:rPr>
+                <w:rtl/>
+              </w:rPr>
+              <w:t xml:space="preserve"> </w:t>
+            </w:r>
+            <w:r>
+              <w:rPr>
+                <w:rtl/>
+              </w:rPr>
+              <w:t xml:space="preserve">‎DA.</w:t>
+            </w:r>
+          </w:p>
+          <w:p>
+            <w:pPr>
+              <w:numPr>
+                <w:ilvl w:val="0"/>
+                <w:numId w:val="1003"/>
+              </w:numPr>
+              <w:bidi/>
+            </w:pPr>
+            <w:r>
+              <w:rPr>
+                <w:b/>
+                <w:bCs/>
+                <w:rtl/>
+              </w:rPr>
+              <w:t xml:space="preserve">سكان:</w:t>
+            </w:r>
+            <w:r>
+              <w:rPr>
+                <w:rtl/>
+              </w:rPr>
+              <w:t xml:space="preserve"> </w:t>
+            </w:r>
+            <w:r>
+              <w:rPr>
+                <w:rtl/>
+              </w:rPr>
+              <w:t xml:space="preserve">عدد سكان مدينة</w:t>
+            </w:r>
+            <w:r>
+              <w:rPr>
+                <w:rtl/>
+              </w:rPr>
+              <w:t xml:space="preserve"> </w:t>
+            </w:r>
+            <m:oMath>
+              <m:r>
+                <m:t>50000</m:t>
+              </m:r>
+            </m:oMath>
+            <w:r>
+              <w:rPr>
+                <w:rtl/>
+              </w:rPr>
+              <w:t xml:space="preserve"> </w:t>
+            </w:r>
+            <w:r>
+              <w:rPr>
+                <w:rtl/>
+              </w:rPr>
+              <w:t xml:space="preserve">نسمة سنة</w:t>
+            </w:r>
+            <w:r>
+              <w:rPr>
+                <w:rtl/>
+              </w:rPr>
+              <w:t xml:space="preserve"> </w:t>
+            </w:r>
+            <m:oMath>
+              <m:r>
+                <m:t>2025</m:t>
+              </m:r>
+            </m:oMath>
+            <w:r>
+              <w:rPr>
+                <w:rtl/>
+              </w:rPr>
+              <w:t xml:space="preserve"> </w:t>
+            </w:r>
+            <w:r>
+              <w:rPr>
+                <w:rtl/>
+              </w:rPr>
+              <w:t xml:space="preserve">، ويزداد بـ</w:t>
+            </w:r>
+            <w:r>
+              <w:rPr>
+                <w:rtl/>
+              </w:rPr>
+              <w:t xml:space="preserve"> </w:t>
+            </w:r>
+            <m:oMath>
+              <m:r>
+                <m:t>3</m:t>
+              </m:r>
+              <m:r>
+                <m:t> </m:t>
+              </m:r>
+              <m:r>
+                <m:rPr>
+                  <m:sty m:val="p"/>
+                </m:rPr>
+                <m:t>%</m:t>
+              </m:r>
+            </m:oMath>
+            <w:r>
+              <w:rPr>
+                <w:rtl/>
+              </w:rPr>
+              <w:t xml:space="preserve"> </w:t>
+            </w:r>
+            <w:r>
+              <w:rPr>
+                <w:rtl/>
+              </w:rPr>
+              <w:t xml:space="preserve">كل سنة.  نسمي</w:t>
+            </w:r>
+            <w:r>
+              <w:rPr>
+                <w:rtl/>
+              </w:rPr>
+              <w:t xml:space="preserve"> </w:t>
+            </w:r>
+            <m:oMath>
+              <m:sSub>
+                <m:e>
+                  <m:r>
+                    <m:t>p</m:t>
+                  </m:r>
+                </m:e>
+                <m:sub>
+                  <m:r>
+                    <m:t>n</m:t>
+                  </m:r>
+                </m:sub>
+              </m:sSub>
+            </m:oMath>
+            <w:r>
+              <w:rPr>
+                <w:rtl/>
+              </w:rPr>
+              <w:t xml:space="preserve"> </w:t>
+            </w:r>
+            <w:r>
+              <w:rPr>
+                <w:rtl/>
+              </w:rPr>
+              <w:t xml:space="preserve">عدد السكان سنة</w:t>
+            </w:r>
+            <w:r>
+              <w:rPr>
+                <w:rtl/>
+              </w:rPr>
+              <w:t xml:space="preserve"> </w:t>
+            </w:r>
+            <m:oMath>
+              <m:r>
+                <m:t>2025</m:t>
+              </m:r>
+              <m:r>
+                <m:rPr>
+                  <m:sty m:val="p"/>
+                </m:rPr>
+                <m:t>+</m:t>
+              </m:r>
+              <m:r>
+                <m:t>n</m:t>
+              </m:r>
+            </m:oMath>
+            <w:r>
+              <w:rPr>
+                <w:rtl/>
+              </w:rPr>
+              <w:t xml:space="preserve">:</w:t>
+            </w:r>
+            <w:r>
+              <w:rPr>
+                <w:rtl/>
+              </w:rPr>
+              <w:t xml:space="preserve"> </w:t>
+            </w:r>
+            <m:oMath>
+              <m:sSub>
+                <m:e>
+                  <m:r>
+                    <m:t>p</m:t>
+                  </m:r>
+                </m:e>
+                <m:sub>
+                  <m:r>
+                    <m:t>0</m:t>
+                  </m:r>
+                </m:sub>
+              </m:sSub>
+              <m:r>
+                <m:rPr>
+                  <m:sty m:val="p"/>
+                </m:rPr>
+                <m:t>=</m:t>
+              </m:r>
+              <m:r>
+                <m:t>50000</m:t>
+              </m:r>
+            </m:oMath>
+            <w:r>
+              <w:rPr>
+                <w:rtl/>
+              </w:rPr>
+              <w:t xml:space="preserve"> </w:t>
+            </w:r>
+            <w:r>
+              <w:rPr>
+                <w:rtl/>
+              </w:rPr>
+              <w:t xml:space="preserve">و</w:t>
+            </w:r>
+            <w:r>
+              <w:rPr>
+                <w:rtl/>
+              </w:rPr>
+              <w:t xml:space="preserve"> </w:t>
+            </w:r>
+            <m:oMath>
+              <m:sSub>
+                <m:e>
+                  <m:r>
+                    <m:t>p</m:t>
+                  </m:r>
+                </m:e>
+                <m:sub>
+                  <m:r>
+                    <m:t>n</m:t>
+                  </m:r>
+                  <m:r>
+                    <m:rPr>
+                      <m:sty m:val="p"/>
+                    </m:rPr>
+                    <m:t>+</m:t>
+                  </m:r>
+                  <m:r>
+                    <m:t>1</m:t>
+                  </m:r>
+                </m:sub>
+              </m:sSub>
+              <m:r>
+                <m:rPr>
+                  <m:sty m:val="p"/>
+                </m:rPr>
+                <m:t>=</m:t>
+              </m:r>
+              <m:sSub>
+                <m:e>
+                  <m:r>
+                    <m:t>p</m:t>
+                  </m:r>
+                </m:e>
+                <m:sub>
+                  <m:r>
+                    <m:t>n</m:t>
+                  </m:r>
+                </m:sub>
+              </m:sSub>
+              <m:r>
+                <m:rPr>
+                  <m:sty m:val="p"/>
+                </m:rPr>
+                <m:t>+</m:t>
+              </m:r>
+              <m:r>
+                <m:t>0</m:t>
+              </m:r>
+              <m:r>
+                <m:rPr>
+                  <m:sty m:val="p"/>
+                </m:rPr>
+                <m:t>,</m:t>
+              </m:r>
+              <m:r>
+                <m:t>03</m:t>
+              </m:r>
+              <m:r>
+                <m:t> </m:t>
+              </m:r>
+              <m:sSub>
+                <m:e>
+                  <m:r>
+                    <m:t>p</m:t>
+                  </m:r>
+                </m:e>
+                <m:sub>
+                  <m:r>
+                    <m:t>n</m:t>
+                  </m:r>
+                </m:sub>
+              </m:sSub>
+              <m:r>
+                <m:rPr>
+                  <m:sty m:val="p"/>
+                </m:rPr>
+                <m:t>=</m:t>
+              </m:r>
+              <m:r>
+                <m:t>1</m:t>
+              </m:r>
+              <m:r>
+                <m:rPr>
+                  <m:sty m:val="p"/>
+                </m:rPr>
+                <m:t>,</m:t>
+              </m:r>
+              <m:r>
+                <m:t>03</m:t>
+              </m:r>
+              <m:r>
+                <m:t> </m:t>
+              </m:r>
+              <m:sSub>
+                <m:e>
+                  <m:r>
+                    <m:t>p</m:t>
+                  </m:r>
+                </m:e>
+                <m:sub>
+                  <m:r>
+                    <m:t>n</m:t>
+                  </m:r>
+                </m:sub>
+              </m:sSub>
+            </m:oMath>
+            <w:r>
+              <w:rPr>
+                <w:rtl/>
+              </w:rPr>
+              <w:t xml:space="preserve"> </w:t>
+            </w:r>
+            <w:r>
+              <w:rPr>
+                <w:rtl/>
+              </w:rPr>
+              <w:t xml:space="preserve">، إذن</w:t>
+            </w:r>
+            <w:r>
+              <w:rPr>
+                <w:rtl/>
+              </w:rPr>
+              <w:t xml:space="preserve"> </w:t>
+            </w:r>
+            <m:oMath>
+              <m:sSub>
+                <m:e>
+                  <m:r>
+                    <m:t>p</m:t>
+                  </m:r>
+                </m:e>
+                <m:sub>
+                  <m:r>
+                    <m:t>n</m:t>
+                  </m:r>
+                </m:sub>
+              </m:sSub>
+              <m:r>
+                <m:rPr>
+                  <m:sty m:val="p"/>
+                </m:rPr>
+                <m:t>=</m:t>
+              </m:r>
+              <m:r>
+                <m:t>50000</m:t>
+              </m:r>
+              <m:r>
+                <m:rPr>
+                  <m:sty m:val="p"/>
+                </m:rPr>
+                <m:t>×</m:t>
+              </m:r>
+              <m:r>
+                <m:t>1</m:t>
+              </m:r>
+              <m:r>
+                <m:rPr>
+                  <m:sty m:val="p"/>
+                </m:rPr>
+                <m:t>,</m:t>
+              </m:r>
+              <m:sSup>
+                <m:e>
+                  <m:r>
+                    <m:t>03</m:t>
+                  </m:r>
+                </m:e>
+                <m:sup>
+                  <m:r>
+                    <m:t>n</m:t>
+                  </m:r>
+                </m:sup>
+              </m:sSup>
+            </m:oMath>
+            <w:r>
+              <w:rPr>
+                <w:rtl/>
+              </w:rPr>
+              <w:t xml:space="preserve">.  </w:t>
+            </w:r>
+            <m:oMath>
+              <m:sSub>
+                <m:e>
+                  <m:r>
+                    <m:t>p</m:t>
+                  </m:r>
+                </m:e>
+                <m:sub>
+                  <m:r>
+                    <m:t>1</m:t>
+                  </m:r>
+                </m:sub>
+              </m:sSub>
+              <m:r>
+                <m:rPr>
+                  <m:sty m:val="p"/>
+                </m:rPr>
+                <m:t>=</m:t>
+              </m:r>
+              <m:r>
+                <m:t>51500</m:t>
+              </m:r>
+            </m:oMath>
+            <w:r>
+              <w:rPr>
+                <w:rtl/>
+              </w:rPr>
+              <w:t xml:space="preserve"> </w:t>
+            </w:r>
+            <w:r>
+              <w:rPr>
+                <w:rtl/>
+              </w:rPr>
+              <w:t xml:space="preserve">،</w:t>
+            </w:r>
+            <w:r>
+              <w:rPr>
+                <w:rtl/>
+              </w:rPr>
+              <w:t xml:space="preserve"> </w:t>
+            </w:r>
+            <m:oMath>
+              <m:sSub>
+                <m:e>
+                  <m:r>
+                    <m:t>p</m:t>
+                  </m:r>
+                </m:e>
+                <m:sub>
+                  <m:r>
+                    <m:t>2</m:t>
+                  </m:r>
+                </m:sub>
+              </m:sSub>
+              <m:r>
+                <m:rPr>
+                  <m:sty m:val="p"/>
+                </m:rPr>
+                <m:t>=</m:t>
+              </m:r>
+              <m:borderBox>
+                <m:e>
+                  <m:r>
+                    <m:t>53045</m:t>
+                  </m:r>
+                </m:e>
+              </m:borderBox>
+            </m:oMath>
+            <w:r>
+              <w:rPr>
+                <w:rtl/>
+              </w:rPr>
+              <w:t xml:space="preserve">.</w:t>
+            </w:r>
+          </w:p>
+        </w:tc>
+      </w:tr>
+    </w:tbl>
+    <w:p>
+      <w:pPr>
+        <w:bidi/>
+        <w:spacing w:before="0" w:after="0"/>
+      </w:pPr>
+    </w:p>
     <w:bookmarkEnd w:id="21"/>
     <w:bookmarkStart w:id="22" w:name="التمثيل-البياني-لمتتالية"/>
     <w:p>
@@ -3402,7 +4915,7 @@
             <w:pPr>
               <w:numPr>
                 <w:ilvl w:val="0"/>
-                <w:numId w:val="1002"/>
+                <w:numId w:val="1004"/>
               </w:numPr>
               <w:bidi/>
             </w:pPr>
@@ -3542,7 +5055,7 @@
             <w:pPr>
               <w:numPr>
                 <w:ilvl w:val="0"/>
-                <w:numId w:val="1002"/>
+                <w:numId w:val="1004"/>
               </w:numPr>
               <w:bidi/>
             </w:pPr>
@@ -3616,7 +5129,7 @@
             <w:pPr>
               <w:numPr>
                 <w:ilvl w:val="0"/>
-                <w:numId w:val="1002"/>
+                <w:numId w:val="1004"/>
               </w:numPr>
               <w:bidi/>
             </w:pPr>
@@ -3824,7 +5337,7 @@
                           <a:graphicData uri="http://schemas.openxmlformats.org/drawingml/2006/picture">
                             <pic:pic>
                               <pic:nvPicPr>
-                                <pic:cNvPr id="0" name="724e4c08881bf053.png"/>
+                                <pic:cNvPr id="0" name="4b05adfe9992afce.png"/>
                                 <pic:cNvPicPr/>
                               </pic:nvPicPr>
                               <pic:blipFill>
@@ -4597,7 +6110,7 @@
             <w:pPr>
               <w:numPr>
                 <w:ilvl w:val="0"/>
-                <w:numId w:val="1003"/>
+                <w:numId w:val="1005"/>
               </w:numPr>
               <w:bidi/>
             </w:pPr>
@@ -4708,7 +6221,7 @@
             <w:pPr>
               <w:numPr>
                 <w:ilvl w:val="0"/>
-                <w:numId w:val="1003"/>
+                <w:numId w:val="1005"/>
               </w:numPr>
               <w:bidi/>
             </w:pPr>
@@ -4819,7 +6332,7 @@
             <w:pPr>
               <w:numPr>
                 <w:ilvl w:val="0"/>
-                <w:numId w:val="1003"/>
+                <w:numId w:val="1005"/>
               </w:numPr>
               <w:bidi/>
             </w:pPr>
@@ -4994,7 +6507,7 @@
             <w:pPr>
               <w:numPr>
                 <w:ilvl w:val="0"/>
-                <w:numId w:val="1004"/>
+                <w:numId w:val="1006"/>
               </w:numPr>
               <w:bidi/>
             </w:pPr>
@@ -5106,7 +6619,7 @@
             <w:pPr>
               <w:numPr>
                 <w:ilvl w:val="0"/>
-                <w:numId w:val="1004"/>
+                <w:numId w:val="1006"/>
               </w:numPr>
               <w:bidi/>
             </w:pPr>
@@ -5368,7 +6881,7 @@
             <w:pPr>
               <w:numPr>
                 <w:ilvl w:val="0"/>
-                <w:numId w:val="1004"/>
+                <w:numId w:val="1006"/>
               </w:numPr>
               <w:bidi/>
             </w:pPr>
@@ -5636,7 +7149,7 @@
             <w:pPr>
               <w:numPr>
                 <w:ilvl w:val="0"/>
-                <w:numId w:val="1005"/>
+                <w:numId w:val="1007"/>
               </w:numPr>
               <w:bidi/>
             </w:pPr>
@@ -5917,7 +7430,7 @@
             <w:pPr>
               <w:numPr>
                 <w:ilvl w:val="0"/>
-                <w:numId w:val="1005"/>
+                <w:numId w:val="1007"/>
               </w:numPr>
               <w:bidi/>
             </w:pPr>
@@ -6353,7 +7866,7 @@
             <w:pPr>
               <w:numPr>
                 <w:ilvl w:val="0"/>
-                <w:numId w:val="1005"/>
+                <w:numId w:val="1007"/>
               </w:numPr>
               <w:bidi/>
             </w:pPr>
@@ -6586,6 +8099,1641 @@
               </w:rPr>
               <w:t xml:space="preserve">.</w:t>
             </w:r>
+          </w:p>
+        </w:tc>
+      </w:tr>
+    </w:tbl>
+    <w:p>
+      <w:pPr>
+        <w:bidi/>
+        <w:spacing w:before="0" w:after="0"/>
+      </w:pPr>
+    </w:p>
+    <w:tbl>
+      <w:tblPr>
+        <w:tblW w:w="9864" w:type="dxa"/>
+        <w:jc w:val="center"/>
+        <w:tblBorders>
+          <w:top w:val="single" w:sz="10" w:space="0" w:color="193E7D"/>
+          <w:left w:val="single" w:sz="10" w:space="0" w:color="193E7D"/>
+          <w:bottom w:val="single" w:sz="10" w:space="0" w:color="193E7D"/>
+          <w:right w:val="single" w:sz="10" w:space="0" w:color="193E7D"/>
+          <w:insideH w:val="single" w:sz="10" w:space="0" w:color="193E7D"/>
+        </w:tblBorders>
+        <w:tblLayout w:type="fixed"/>
+        <w:tblCellMar>
+          <w:top w:w="40" w:type="dxa"/>
+          <w:left w:w="140" w:type="dxa"/>
+          <w:bottom w:w="60" w:type="dxa"/>
+          <w:right w:w="140" w:type="dxa"/>
+        </w:tblCellMar>
+      </w:tblPr>
+      <w:tblGrid>
+        <w:gridCol w:w="9864"/>
+      </w:tblGrid>
+      <w:tr>
+        <w:trPr>
+          <w:cantSplit/>
+        </w:trPr>
+        <w:tc>
+          <w:tcPr>
+            <w:tcW w:w="9864" w:type="dxa"/>
+            <w:shd w:val="clear" w:color="auto" w:fill="193E7D"/>
+          </w:tcPr>
+          <w:p>
+            <w:pPr>
+              <w:keepNext/>
+              <w:bidi/>
+              <w:spacing w:before="0" w:after="0"/>
+            </w:pPr>
+            <w:r>
+              <w:rPr>
+                <w:b/>
+                <w:bCs/>
+                <w:color w:val="FFFFFF"/>
+                <w:rtl/>
+              </w:rPr>
+              <w:t xml:space="preserve">اتجاه التغير ابتداءً من رتبة معيّنة</w:t>
+            </w:r>
+          </w:p>
+        </w:tc>
+      </w:tr>
+      <w:tr>
+        <w:tc>
+          <w:tcPr>
+            <w:tcW w:w="9864" w:type="dxa"/>
+            <w:shd w:val="clear" w:color="auto" w:fill="F4F6FA"/>
+          </w:tcPr>
+          <w:p>
+            <w:pPr>
+              <w:bidi/>
+            </w:pPr>
+            <w:r>
+              <w:rPr>
+                <w:rtl/>
+              </w:rPr>
+              <w:t xml:space="preserve">قد لا تكون</w:t>
+            </w:r>
+            <w:r>
+              <w:rPr>
+                <w:rtl/>
+              </w:rPr>
+              <w:t xml:space="preserve"> </w:t>
+            </w:r>
+            <m:oMath>
+              <m:d>
+                <m:dPr>
+                  <m:begChr m:val="("/>
+                  <m:endChr m:val=")"/>
+                  <m:sepChr m:val=""/>
+                  <m:grow/>
+                </m:dPr>
+                <m:e>
+                  <m:sSub>
+                    <m:e>
+                      <m:r>
+                        <m:t>u</m:t>
+                      </m:r>
+                    </m:e>
+                    <m:sub>
+                      <m:r>
+                        <m:t>n</m:t>
+                      </m:r>
+                    </m:sub>
+                  </m:sSub>
+                </m:e>
+              </m:d>
+            </m:oMath>
+            <w:r>
+              <w:rPr>
+                <w:rtl/>
+              </w:rPr>
+              <w:t xml:space="preserve"> </w:t>
+            </w:r>
+            <w:r>
+              <w:rPr>
+                <w:rtl/>
+              </w:rPr>
+              <w:t xml:space="preserve">رتيبة من حدها الأول ، لكنها تصبح رتيبة ابتداءً من رتبة</w:t>
+            </w:r>
+            <w:r>
+              <w:rPr>
+                <w:rtl/>
+              </w:rPr>
+              <w:t xml:space="preserve"> </w:t>
+            </w:r>
+            <m:oMath>
+              <m:sSub>
+                <m:e>
+                  <m:r>
+                    <m:t>n</m:t>
+                  </m:r>
+                </m:e>
+                <m:sub>
+                  <m:r>
+                    <m:t>0</m:t>
+                  </m:r>
+                </m:sub>
+              </m:sSub>
+            </m:oMath>
+            <w:r>
+              <w:rPr>
+                <w:rtl/>
+              </w:rPr>
+              <w:t xml:space="preserve">.  نقول إن</w:t>
+            </w:r>
+            <w:r>
+              <w:rPr>
+                <w:rtl/>
+              </w:rPr>
+              <w:t xml:space="preserve"> </w:t>
+            </w:r>
+            <m:oMath>
+              <m:d>
+                <m:dPr>
+                  <m:begChr m:val="("/>
+                  <m:endChr m:val=")"/>
+                  <m:sepChr m:val=""/>
+                  <m:grow/>
+                </m:dPr>
+                <m:e>
+                  <m:sSub>
+                    <m:e>
+                      <m:r>
+                        <m:t>u</m:t>
+                      </m:r>
+                    </m:e>
+                    <m:sub>
+                      <m:r>
+                        <m:t>n</m:t>
+                      </m:r>
+                    </m:sub>
+                  </m:sSub>
+                </m:e>
+              </m:d>
+            </m:oMath>
+            <w:r>
+              <w:rPr>
+                <w:rtl/>
+              </w:rPr>
+              <w:t xml:space="preserve"> </w:t>
+            </w:r>
+            <w:r>
+              <w:rPr>
+                <w:b/>
+                <w:bCs/>
+                <w:rtl/>
+              </w:rPr>
+              <w:t xml:space="preserve">متزايدة تماماً ابتداءً من الرتبة</w:t>
+            </w:r>
+            <w:r>
+              <w:rPr>
+                <w:b/>
+                <w:bCs/>
+                <w:rtl/>
+              </w:rPr>
+              <w:t xml:space="preserve"> </w:t>
+            </w:r>
+            <m:oMath>
+              <m:sSub>
+                <m:e>
+                  <m:r>
+                    <m:t>n</m:t>
+                  </m:r>
+                </m:e>
+                <m:sub>
+                  <m:r>
+                    <m:t>0</m:t>
+                  </m:r>
+                </m:sub>
+              </m:sSub>
+            </m:oMath>
+            <w:r>
+              <w:rPr>
+                <w:rtl/>
+              </w:rPr>
+              <w:t xml:space="preserve"> </w:t>
+            </w:r>
+            <w:r>
+              <w:rPr>
+                <w:rtl/>
+              </w:rPr>
+              <w:t xml:space="preserve">إذا كان من أجل كل</w:t>
+            </w:r>
+            <w:r>
+              <w:rPr>
+                <w:rtl/>
+              </w:rPr>
+              <w:t xml:space="preserve"> </w:t>
+            </w:r>
+            <m:oMath>
+              <m:r>
+                <m:t>n</m:t>
+              </m:r>
+              <m:r>
+                <m:rPr>
+                  <m:sty m:val="p"/>
+                </m:rPr>
+                <m:t>≥</m:t>
+              </m:r>
+              <m:sSub>
+                <m:e>
+                  <m:r>
+                    <m:t>n</m:t>
+                  </m:r>
+                </m:e>
+                <m:sub>
+                  <m:r>
+                    <m:t>0</m:t>
+                  </m:r>
+                </m:sub>
+              </m:sSub>
+            </m:oMath>
+            <w:r>
+              <w:rPr>
+                <w:rtl/>
+              </w:rPr>
+              <w:t xml:space="preserve">:  </w:t>
+            </w:r>
+            <m:oMath>
+              <m:sSub>
+                <m:e>
+                  <m:r>
+                    <m:t>u</m:t>
+                  </m:r>
+                </m:e>
+                <m:sub>
+                  <m:r>
+                    <m:t>n</m:t>
+                  </m:r>
+                  <m:r>
+                    <m:rPr>
+                      <m:sty m:val="p"/>
+                    </m:rPr>
+                    <m:t>+</m:t>
+                  </m:r>
+                  <m:r>
+                    <m:t>1</m:t>
+                  </m:r>
+                </m:sub>
+              </m:sSub>
+              <m:r>
+                <m:rPr>
+                  <m:sty m:val="p"/>
+                </m:rPr>
+                <m:t>&gt;</m:t>
+              </m:r>
+              <m:sSub>
+                <m:e>
+                  <m:r>
+                    <m:t>u</m:t>
+                  </m:r>
+                </m:e>
+                <m:sub>
+                  <m:r>
+                    <m:t>n</m:t>
+                  </m:r>
+                </m:sub>
+              </m:sSub>
+            </m:oMath>
+            <w:r>
+              <w:rPr>
+                <w:rtl/>
+              </w:rPr>
+              <w:t xml:space="preserve"> </w:t>
+            </w:r>
+            <w:r>
+              <w:rPr>
+                <w:rtl/>
+              </w:rPr>
+              <w:t xml:space="preserve">(وبالمثل للمتناقصة).</w:t>
+            </w:r>
+          </w:p>
+        </w:tc>
+      </w:tr>
+    </w:tbl>
+    <w:p>
+      <w:pPr>
+        <w:bidi/>
+        <w:spacing w:before="0" w:after="0"/>
+      </w:pPr>
+    </w:p>
+    <w:tbl>
+      <w:tblPr>
+        <w:tblW w:w="9864" w:type="dxa"/>
+        <w:jc w:val="center"/>
+        <w:tblBorders>
+          <w:top w:val="single" w:sz="10" w:space="0" w:color="55167B"/>
+          <w:left w:val="single" w:sz="10" w:space="0" w:color="55167B"/>
+          <w:bottom w:val="single" w:sz="10" w:space="0" w:color="55167B"/>
+          <w:right w:val="single" w:sz="10" w:space="0" w:color="55167B"/>
+          <w:insideH w:val="single" w:sz="10" w:space="0" w:color="55167B"/>
+        </w:tblBorders>
+        <w:tblLayout w:type="fixed"/>
+        <w:tblCellMar>
+          <w:top w:w="40" w:type="dxa"/>
+          <w:left w:w="140" w:type="dxa"/>
+          <w:bottom w:w="60" w:type="dxa"/>
+          <w:right w:w="140" w:type="dxa"/>
+        </w:tblCellMar>
+      </w:tblPr>
+      <w:tblGrid>
+        <w:gridCol w:w="9864"/>
+      </w:tblGrid>
+      <w:tr>
+        <w:trPr>
+          <w:cantSplit/>
+        </w:trPr>
+        <w:tc>
+          <w:tcPr>
+            <w:tcW w:w="9864" w:type="dxa"/>
+            <w:shd w:val="clear" w:color="auto" w:fill="55167B"/>
+          </w:tcPr>
+          <w:p>
+            <w:pPr>
+              <w:keepNext/>
+              <w:bidi/>
+              <w:spacing w:before="0" w:after="0"/>
+            </w:pPr>
+            <w:r>
+              <w:rPr>
+                <w:b/>
+                <w:bCs/>
+                <w:color w:val="FFFFFF"/>
+                <w:rtl/>
+              </w:rPr>
+              <w:t xml:space="preserve">تعيين الرتبة</w:t>
+            </w:r>
+            <w:r>
+              <w:rPr>
+                <w:b/>
+                <w:bCs/>
+                <w:color w:val="FFFFFF"/>
+                <w:rtl/>
+              </w:rPr>
+              <w:t xml:space="preserve"> </w:t>
+            </w:r>
+            <m:oMath>
+              <m:sSub>
+                <m:e>
+                  <m:r>
+                    <w:rPr>
+                      <w:b/>
+                      <w:bCs/>
+                      <w:color w:val="FFFFFF"/>
+                    </w:rPr>
+                    <m:t>n</m:t>
+                  </m:r>
+                </m:e>
+                <m:sub>
+                  <m:r>
+                    <w:rPr>
+                      <w:b/>
+                      <w:bCs/>
+                      <w:color w:val="FFFFFF"/>
+                    </w:rPr>
+                    <m:t>0</m:t>
+                  </m:r>
+                </m:sub>
+              </m:sSub>
+            </m:oMath>
+          </w:p>
+        </w:tc>
+      </w:tr>
+      <w:tr>
+        <w:tc>
+          <w:tcPr>
+            <w:tcW w:w="9864" w:type="dxa"/>
+            <w:shd w:val="clear" w:color="auto" w:fill="F8F4FA"/>
+          </w:tcPr>
+          <w:p>
+            <w:pPr>
+              <w:bidi/>
+            </w:pPr>
+            <w:r>
+              <w:rPr>
+                <w:rtl/>
+              </w:rPr>
+              <w:t xml:space="preserve">نحسب</w:t>
+            </w:r>
+            <w:r>
+              <w:rPr>
+                <w:rtl/>
+              </w:rPr>
+              <w:t xml:space="preserve"> </w:t>
+            </w:r>
+            <m:oMath>
+              <m:sSub>
+                <m:e>
+                  <m:r>
+                    <m:t>u</m:t>
+                  </m:r>
+                </m:e>
+                <m:sub>
+                  <m:r>
+                    <m:t>n</m:t>
+                  </m:r>
+                  <m:r>
+                    <m:rPr>
+                      <m:sty m:val="p"/>
+                    </m:rPr>
+                    <m:t>+</m:t>
+                  </m:r>
+                  <m:r>
+                    <m:t>1</m:t>
+                  </m:r>
+                </m:sub>
+              </m:sSub>
+              <m:r>
+                <m:rPr>
+                  <m:sty m:val="p"/>
+                </m:rPr>
+                <m:t>−</m:t>
+              </m:r>
+              <m:sSub>
+                <m:e>
+                  <m:r>
+                    <m:t>u</m:t>
+                  </m:r>
+                </m:e>
+                <m:sub>
+                  <m:r>
+                    <m:t>n</m:t>
+                  </m:r>
+                </m:sub>
+              </m:sSub>
+            </m:oMath>
+            <w:r>
+              <w:rPr>
+                <w:rtl/>
+              </w:rPr>
+              <w:t xml:space="preserve"> </w:t>
+            </w:r>
+            <w:r>
+              <w:rPr>
+                <w:rtl/>
+              </w:rPr>
+              <w:t xml:space="preserve">، ثم نحل المتراجحة</w:t>
+            </w:r>
+            <w:r>
+              <w:rPr>
+                <w:rtl/>
+              </w:rPr>
+              <w:t xml:space="preserve"> </w:t>
+            </w:r>
+            <m:oMath>
+              <m:sSub>
+                <m:e>
+                  <m:r>
+                    <m:t>u</m:t>
+                  </m:r>
+                </m:e>
+                <m:sub>
+                  <m:r>
+                    <m:t>n</m:t>
+                  </m:r>
+                  <m:r>
+                    <m:rPr>
+                      <m:sty m:val="p"/>
+                    </m:rPr>
+                    <m:t>+</m:t>
+                  </m:r>
+                  <m:r>
+                    <m:t>1</m:t>
+                  </m:r>
+                </m:sub>
+              </m:sSub>
+              <m:r>
+                <m:rPr>
+                  <m:sty m:val="p"/>
+                </m:rPr>
+                <m:t>−</m:t>
+              </m:r>
+              <m:sSub>
+                <m:e>
+                  <m:r>
+                    <m:t>u</m:t>
+                  </m:r>
+                </m:e>
+                <m:sub>
+                  <m:r>
+                    <m:t>n</m:t>
+                  </m:r>
+                </m:sub>
+              </m:sSub>
+              <m:r>
+                <m:rPr>
+                  <m:sty m:val="p"/>
+                </m:rPr>
+                <m:t>&gt;</m:t>
+              </m:r>
+              <m:r>
+                <m:t>0</m:t>
+              </m:r>
+            </m:oMath>
+            <w:r>
+              <w:rPr>
+                <w:rtl/>
+              </w:rPr>
+              <w:t xml:space="preserve"> </w:t>
+            </w:r>
+            <w:r>
+              <w:rPr>
+                <w:rtl/>
+              </w:rPr>
+              <w:t xml:space="preserve">(أو</w:t>
+            </w:r>
+            <w:r>
+              <w:rPr>
+                <w:rtl/>
+              </w:rPr>
+              <w:t xml:space="preserve"> </w:t>
+            </w:r>
+            <m:oMath>
+              <m:r>
+                <m:rPr>
+                  <m:sty m:val="p"/>
+                </m:rPr>
+                <m:t>&lt;</m:t>
+              </m:r>
+              <m:r>
+                <m:t>0</m:t>
+              </m:r>
+            </m:oMath>
+            <w:r>
+              <w:rPr>
+                <w:rtl/>
+              </w:rPr>
+              <w:t xml:space="preserve">) في</w:t>
+            </w:r>
+            <w:r>
+              <w:rPr>
+                <w:rtl/>
+              </w:rPr>
+              <w:t xml:space="preserve"> </w:t>
+            </w:r>
+            <m:oMath>
+              <m:r>
+                <m:rPr>
+                  <m:sty m:val="p"/>
+                  <m:scr m:val="double-struck"/>
+                </m:rPr>
+                <m:t>N</m:t>
+              </m:r>
+            </m:oMath>
+            <w:r>
+              <w:rPr>
+                <w:rtl/>
+              </w:rPr>
+              <w:t xml:space="preserve">: أصغر عدد طبيعي يحققها هو</w:t>
+            </w:r>
+            <w:r>
+              <w:rPr>
+                <w:rtl/>
+              </w:rPr>
+              <w:t xml:space="preserve"> </w:t>
+            </w:r>
+            <m:oMath>
+              <m:sSub>
+                <m:e>
+                  <m:r>
+                    <m:t>n</m:t>
+                  </m:r>
+                </m:e>
+                <m:sub>
+                  <m:r>
+                    <m:t>0</m:t>
+                  </m:r>
+                </m:sub>
+              </m:sSub>
+            </m:oMath>
+            <w:r>
+              <w:rPr>
+                <w:rtl/>
+              </w:rPr>
+              <w:t xml:space="preserve">.</w:t>
+            </w:r>
+          </w:p>
+        </w:tc>
+      </w:tr>
+    </w:tbl>
+    <w:p>
+      <w:pPr>
+        <w:bidi/>
+        <w:spacing w:before="0" w:after="0"/>
+      </w:pPr>
+    </w:p>
+    <w:tbl>
+      <w:tblPr>
+        <w:tblW w:w="9864" w:type="dxa"/>
+        <w:jc w:val="center"/>
+        <w:tblBorders>
+          <w:top w:val="single" w:sz="10" w:space="0" w:color="9F5600"/>
+          <w:left w:val="single" w:sz="10" w:space="0" w:color="9F5600"/>
+          <w:bottom w:val="single" w:sz="10" w:space="0" w:color="9F5600"/>
+          <w:right w:val="single" w:sz="10" w:space="0" w:color="9F5600"/>
+          <w:insideH w:val="single" w:sz="10" w:space="0" w:color="9F5600"/>
+        </w:tblBorders>
+        <w:tblLayout w:type="fixed"/>
+        <w:tblCellMar>
+          <w:top w:w="40" w:type="dxa"/>
+          <w:left w:w="140" w:type="dxa"/>
+          <w:bottom w:w="60" w:type="dxa"/>
+          <w:right w:w="140" w:type="dxa"/>
+        </w:tblCellMar>
+      </w:tblPr>
+      <w:tblGrid>
+        <w:gridCol w:w="9864"/>
+      </w:tblGrid>
+      <w:tr>
+        <w:trPr>
+          <w:cantSplit/>
+        </w:trPr>
+        <w:tc>
+          <w:tcPr>
+            <w:tcW w:w="9864" w:type="dxa"/>
+            <w:shd w:val="clear" w:color="auto" w:fill="9F5600"/>
+          </w:tcPr>
+          <w:p>
+            <w:pPr>
+              <w:keepNext/>
+              <w:bidi/>
+              <w:spacing w:before="0" w:after="0"/>
+            </w:pPr>
+            <w:r>
+              <w:rPr>
+                <w:b/>
+                <w:bCs/>
+                <w:color w:val="FFFFFF"/>
+                <w:rtl/>
+              </w:rPr>
+              <w:t xml:space="preserve">مثال</w:t>
+            </w:r>
+          </w:p>
+        </w:tc>
+      </w:tr>
+      <w:tr>
+        <w:tc>
+          <w:tcPr>
+            <w:tcW w:w="9864" w:type="dxa"/>
+            <w:shd w:val="clear" w:color="auto" w:fill="FCF8F2"/>
+          </w:tcPr>
+          <w:p>
+            <w:pPr>
+              <w:bidi/>
+            </w:pPr>
+            <m:oMath>
+              <m:sSub>
+                <m:e>
+                  <m:r>
+                    <m:t>u</m:t>
+                  </m:r>
+                </m:e>
+                <m:sub>
+                  <m:r>
+                    <m:t>n</m:t>
+                  </m:r>
+                </m:sub>
+              </m:sSub>
+              <m:r>
+                <m:rPr>
+                  <m:sty m:val="p"/>
+                </m:rPr>
+                <m:t>=</m:t>
+              </m:r>
+              <m:sSup>
+                <m:e>
+                  <m:r>
+                    <m:t>n</m:t>
+                  </m:r>
+                </m:e>
+                <m:sup>
+                  <m:r>
+                    <m:t>2</m:t>
+                  </m:r>
+                </m:sup>
+              </m:sSup>
+              <m:r>
+                <m:rPr>
+                  <m:sty m:val="p"/>
+                </m:rPr>
+                <m:t>−</m:t>
+              </m:r>
+              <m:r>
+                <m:t>6</m:t>
+              </m:r>
+              <m:r>
+                <m:t>n</m:t>
+              </m:r>
+            </m:oMath>
+            <w:r>
+              <w:rPr>
+                <w:rtl/>
+              </w:rPr>
+              <w:t xml:space="preserve"> </w:t>
+            </w:r>
+            <w:r>
+              <w:rPr>
+                <w:rtl/>
+              </w:rPr>
+              <w:t xml:space="preserve">،</w:t>
+            </w:r>
+            <w:r>
+              <w:rPr>
+                <w:rtl/>
+              </w:rPr>
+              <w:t xml:space="preserve"> </w:t>
+            </w:r>
+            <m:oMath>
+              <m:r>
+                <m:t>n</m:t>
+              </m:r>
+              <m:r>
+                <m:rPr>
+                  <m:sty m:val="p"/>
+                </m:rPr>
+                <m:t>∈</m:t>
+              </m:r>
+              <m:r>
+                <m:rPr>
+                  <m:sty m:val="p"/>
+                  <m:scr m:val="double-struck"/>
+                </m:rPr>
+                <m:t>N</m:t>
+              </m:r>
+            </m:oMath>
+            <w:r>
+              <w:rPr>
+                <w:rtl/>
+              </w:rPr>
+              <w:t xml:space="preserve">:  </w:t>
+            </w:r>
+            <m:oMath>
+              <m:sSub>
+                <m:e>
+                  <m:r>
+                    <m:t>u</m:t>
+                  </m:r>
+                </m:e>
+                <m:sub>
+                  <m:r>
+                    <m:t>n</m:t>
+                  </m:r>
+                  <m:r>
+                    <m:rPr>
+                      <m:sty m:val="p"/>
+                    </m:rPr>
+                    <m:t>+</m:t>
+                  </m:r>
+                  <m:r>
+                    <m:t>1</m:t>
+                  </m:r>
+                </m:sub>
+              </m:sSub>
+              <m:r>
+                <m:rPr>
+                  <m:sty m:val="p"/>
+                </m:rPr>
+                <m:t>−</m:t>
+              </m:r>
+              <m:sSub>
+                <m:e>
+                  <m:r>
+                    <m:t>u</m:t>
+                  </m:r>
+                </m:e>
+                <m:sub>
+                  <m:r>
+                    <m:t>n</m:t>
+                  </m:r>
+                </m:sub>
+              </m:sSub>
+              <m:r>
+                <m:rPr>
+                  <m:sty m:val="p"/>
+                </m:rPr>
+                <m:t>=</m:t>
+              </m:r>
+              <m:sSup>
+                <m:e>
+                  <m:d>
+                    <m:dPr>
+                      <m:begChr m:val="("/>
+                      <m:endChr m:val=")"/>
+                      <m:sepChr m:val=""/>
+                      <m:grow/>
+                    </m:dPr>
+                    <m:e>
+                      <m:r>
+                        <m:t>n</m:t>
+                      </m:r>
+                      <m:r>
+                        <m:rPr>
+                          <m:sty m:val="p"/>
+                        </m:rPr>
+                        <m:t>+</m:t>
+                      </m:r>
+                      <m:r>
+                        <m:t>1</m:t>
+                      </m:r>
+                    </m:e>
+                  </m:d>
+                </m:e>
+                <m:sup>
+                  <m:r>
+                    <m:t>2</m:t>
+                  </m:r>
+                </m:sup>
+              </m:sSup>
+              <m:r>
+                <m:rPr>
+                  <m:sty m:val="p"/>
+                </m:rPr>
+                <m:t>−</m:t>
+              </m:r>
+              <m:r>
+                <m:t>6</m:t>
+              </m:r>
+              <m:d>
+                <m:dPr>
+                  <m:begChr m:val="("/>
+                  <m:endChr m:val=")"/>
+                  <m:sepChr m:val=""/>
+                  <m:grow/>
+                </m:dPr>
+                <m:e>
+                  <m:r>
+                    <m:t>n</m:t>
+                  </m:r>
+                  <m:r>
+                    <m:rPr>
+                      <m:sty m:val="p"/>
+                    </m:rPr>
+                    <m:t>+</m:t>
+                  </m:r>
+                  <m:r>
+                    <m:t>1</m:t>
+                  </m:r>
+                </m:e>
+              </m:d>
+              <m:r>
+                <m:rPr>
+                  <m:sty m:val="p"/>
+                </m:rPr>
+                <m:t>−</m:t>
+              </m:r>
+              <m:sSup>
+                <m:e>
+                  <m:r>
+                    <m:t>n</m:t>
+                  </m:r>
+                </m:e>
+                <m:sup>
+                  <m:r>
+                    <m:t>2</m:t>
+                  </m:r>
+                </m:sup>
+              </m:sSup>
+              <m:r>
+                <m:rPr>
+                  <m:sty m:val="p"/>
+                </m:rPr>
+                <m:t>+</m:t>
+              </m:r>
+              <m:r>
+                <m:t>6</m:t>
+              </m:r>
+              <m:r>
+                <m:t>n</m:t>
+              </m:r>
+              <m:r>
+                <m:rPr>
+                  <m:sty m:val="p"/>
+                </m:rPr>
+                <m:t>=</m:t>
+              </m:r>
+              <m:r>
+                <m:t>2</m:t>
+              </m:r>
+              <m:r>
+                <m:t>n</m:t>
+              </m:r>
+              <m:r>
+                <m:rPr>
+                  <m:sty m:val="p"/>
+                </m:rPr>
+                <m:t>−</m:t>
+              </m:r>
+              <m:r>
+                <m:t>5</m:t>
+              </m:r>
+            </m:oMath>
+            <w:r>
+              <w:rPr>
+                <w:rtl/>
+              </w:rPr>
+              <w:t xml:space="preserve">.</w:t>
+            </w:r>
+          </w:p>
+          <w:p>
+            <w:pPr>
+              <w:bidi/>
+            </w:pPr>
+            <m:oMath>
+              <m:r>
+                <m:t>2</m:t>
+              </m:r>
+              <m:r>
+                <m:t>n</m:t>
+              </m:r>
+              <m:r>
+                <m:rPr>
+                  <m:sty m:val="p"/>
+                </m:rPr>
+                <m:t>−</m:t>
+              </m:r>
+              <m:r>
+                <m:t>5</m:t>
+              </m:r>
+              <m:r>
+                <m:rPr>
+                  <m:sty m:val="p"/>
+                </m:rPr>
+                <m:t>&gt;</m:t>
+              </m:r>
+              <m:r>
+                <m:t>0</m:t>
+              </m:r>
+              <m:r>
+                <m:rPr>
+                  <m:sty m:val="p"/>
+                </m:rPr>
+                <m:t>⇔</m:t>
+              </m:r>
+              <m:r>
+                <m:t>n</m:t>
+              </m:r>
+              <m:r>
+                <m:rPr>
+                  <m:sty m:val="p"/>
+                </m:rPr>
+                <m:t>&gt;</m:t>
+              </m:r>
+              <m:f>
+                <m:fPr>
+                  <m:type m:val="bar"/>
+                </m:fPr>
+                <m:num>
+                  <m:r>
+                    <m:t>5</m:t>
+                  </m:r>
+                </m:num>
+                <m:den>
+                  <m:r>
+                    <m:t>2</m:t>
+                  </m:r>
+                </m:den>
+              </m:f>
+            </m:oMath>
+            <w:r>
+              <w:rPr>
+                <w:rtl/>
+              </w:rPr>
+              <w:t xml:space="preserve"> </w:t>
+            </w:r>
+            <w:r>
+              <w:rPr>
+                <w:rtl/>
+              </w:rPr>
+              <w:t xml:space="preserve">، أي</w:t>
+            </w:r>
+            <w:r>
+              <w:rPr>
+                <w:rtl/>
+              </w:rPr>
+              <w:t xml:space="preserve"> </w:t>
+            </w:r>
+            <m:oMath>
+              <m:r>
+                <m:t>n</m:t>
+              </m:r>
+              <m:r>
+                <m:rPr>
+                  <m:sty m:val="p"/>
+                </m:rPr>
+                <m:t>≥</m:t>
+              </m:r>
+              <m:r>
+                <m:t>3</m:t>
+              </m:r>
+            </m:oMath>
+            <w:r>
+              <w:rPr>
+                <w:rtl/>
+              </w:rPr>
+              <w:t xml:space="preserve"> </w:t>
+            </w:r>
+            <w:r>
+              <w:rPr>
+                <w:rtl/>
+              </w:rPr>
+              <w:t xml:space="preserve">(لأن</w:t>
+            </w:r>
+            <w:r>
+              <w:rPr>
+                <w:rtl/>
+              </w:rPr>
+              <w:t xml:space="preserve"> </w:t>
+            </w:r>
+            <m:oMath>
+              <m:r>
+                <m:t>n</m:t>
+              </m:r>
+            </m:oMath>
+            <w:r>
+              <w:rPr>
+                <w:rtl/>
+              </w:rPr>
+              <w:t xml:space="preserve"> </w:t>
+            </w:r>
+            <w:r>
+              <w:rPr>
+                <w:rtl/>
+              </w:rPr>
+              <w:t xml:space="preserve">طبيعي).</w:t>
+            </w:r>
+          </w:p>
+          <w:p>
+            <w:pPr>
+              <w:bidi/>
+            </w:pPr>
+            <w:r>
+              <w:rPr>
+                <w:rtl/>
+              </w:rPr>
+              <w:t xml:space="preserve">إذن من أجل كل</w:t>
+            </w:r>
+            <w:r>
+              <w:rPr>
+                <w:rtl/>
+              </w:rPr>
+              <w:t xml:space="preserve"> </w:t>
+            </w:r>
+            <m:oMath>
+              <m:r>
+                <m:t>n</m:t>
+              </m:r>
+              <m:r>
+                <m:rPr>
+                  <m:sty m:val="p"/>
+                </m:rPr>
+                <m:t>≥</m:t>
+              </m:r>
+              <m:r>
+                <m:t>3</m:t>
+              </m:r>
+            </m:oMath>
+            <w:r>
+              <w:rPr>
+                <w:rtl/>
+              </w:rPr>
+              <w:t xml:space="preserve">:</w:t>
+            </w:r>
+            <w:r>
+              <w:rPr>
+                <w:rtl/>
+              </w:rPr>
+              <w:t xml:space="preserve"> </w:t>
+            </w:r>
+            <m:oMath>
+              <m:sSub>
+                <m:e>
+                  <m:r>
+                    <m:t>u</m:t>
+                  </m:r>
+                </m:e>
+                <m:sub>
+                  <m:r>
+                    <m:t>n</m:t>
+                  </m:r>
+                  <m:r>
+                    <m:rPr>
+                      <m:sty m:val="p"/>
+                    </m:rPr>
+                    <m:t>+</m:t>
+                  </m:r>
+                  <m:r>
+                    <m:t>1</m:t>
+                  </m:r>
+                </m:sub>
+              </m:sSub>
+              <m:r>
+                <m:rPr>
+                  <m:sty m:val="p"/>
+                </m:rPr>
+                <m:t>&gt;</m:t>
+              </m:r>
+              <m:sSub>
+                <m:e>
+                  <m:r>
+                    <m:t>u</m:t>
+                  </m:r>
+                </m:e>
+                <m:sub>
+                  <m:r>
+                    <m:t>n</m:t>
+                  </m:r>
+                </m:sub>
+              </m:sSub>
+            </m:oMath>
+            <w:r>
+              <w:rPr>
+                <w:rtl/>
+              </w:rPr>
+              <w:t xml:space="preserve"> </w:t>
+            </w:r>
+            <w:r>
+              <w:rPr>
+                <w:rtl/>
+              </w:rPr>
+              <w:t xml:space="preserve">، و</w:t>
+            </w:r>
+            <w:r>
+              <w:rPr>
+                <w:rtl/>
+              </w:rPr>
+              <w:t xml:space="preserve"> </w:t>
+            </w:r>
+            <m:oMath>
+              <m:d>
+                <m:dPr>
+                  <m:begChr m:val="("/>
+                  <m:endChr m:val=")"/>
+                  <m:sepChr m:val=""/>
+                  <m:grow/>
+                </m:dPr>
+                <m:e>
+                  <m:sSub>
+                    <m:e>
+                      <m:r>
+                        <m:t>u</m:t>
+                      </m:r>
+                    </m:e>
+                    <m:sub>
+                      <m:r>
+                        <m:t>n</m:t>
+                      </m:r>
+                    </m:sub>
+                  </m:sSub>
+                </m:e>
+              </m:d>
+            </m:oMath>
+            <w:r>
+              <w:rPr>
+                <w:shd w:val="clear" w:color="auto" w:fill="E4EAF3"/>
+                <w:rtl/>
+              </w:rPr>
+              <w:t xml:space="preserve"> </w:t>
+            </w:r>
+            <w:r>
+              <w:rPr>
+                <w:shd w:val="clear" w:color="auto" w:fill="E4EAF3"/>
+                <w:rtl/>
+              </w:rPr>
+              <w:t xml:space="preserve">متزايدة تماماً ابتداءً من الرتبة</w:t>
+            </w:r>
+            <w:r>
+              <w:rPr>
+                <w:shd w:val="clear" w:color="auto" w:fill="E4EAF3"/>
+                <w:rtl/>
+              </w:rPr>
+              <w:t xml:space="preserve"> </w:t>
+            </w:r>
+            <m:oMath>
+              <m:sSub>
+                <m:e>
+                  <m:r>
+                    <m:t>n</m:t>
+                  </m:r>
+                </m:e>
+                <m:sub>
+                  <m:r>
+                    <m:t>0</m:t>
+                  </m:r>
+                </m:sub>
+              </m:sSub>
+              <m:r>
+                <m:rPr>
+                  <m:sty m:val="p"/>
+                </m:rPr>
+                <m:t>=</m:t>
+              </m:r>
+              <m:r>
+                <m:t>3</m:t>
+              </m:r>
+            </m:oMath>
+            <w:r>
+              <w:rPr>
+                <w:rtl/>
+              </w:rPr>
+              <w:t xml:space="preserve">.</w:t>
+            </w:r>
+          </w:p>
+          <w:p>
+            <w:pPr>
+              <w:bidi/>
+            </w:pPr>
+            <w:r>
+              <w:rPr>
+                <w:rtl/>
+              </w:rPr>
+              <w:t xml:space="preserve">أما من أجل</w:t>
+            </w:r>
+            <w:r>
+              <w:rPr>
+                <w:rtl/>
+              </w:rPr>
+              <w:t xml:space="preserve"> </w:t>
+            </w:r>
+            <m:oMath>
+              <m:r>
+                <m:t>n</m:t>
+              </m:r>
+              <m:r>
+                <m:rPr>
+                  <m:sty m:val="p"/>
+                </m:rPr>
+                <m:t>∈</m:t>
+              </m:r>
+              <m:r>
+                <m:rPr>
+                  <m:sty m:val="p"/>
+                </m:rPr>
+                <m:t>{</m:t>
+              </m:r>
+              <m:r>
+                <m:t>0</m:t>
+              </m:r>
+              <m:r>
+                <m:rPr>
+                  <m:sty m:val="p"/>
+                </m:rPr>
+                <m:t>;</m:t>
+              </m:r>
+              <m:r>
+                <m:t>1</m:t>
+              </m:r>
+              <m:r>
+                <m:rPr>
+                  <m:sty m:val="p"/>
+                </m:rPr>
+                <m:t>;</m:t>
+              </m:r>
+              <m:r>
+                <m:t>2</m:t>
+              </m:r>
+              <m:r>
+                <m:rPr>
+                  <m:sty m:val="p"/>
+                </m:rPr>
+                <m:t>}</m:t>
+              </m:r>
+            </m:oMath>
+            <w:r>
+              <w:rPr>
+                <w:rtl/>
+              </w:rPr>
+              <w:t xml:space="preserve"> </w:t>
+            </w:r>
+            <w:r>
+              <w:rPr>
+                <w:rtl/>
+              </w:rPr>
+              <w:t xml:space="preserve">فإن</w:t>
+            </w:r>
+            <w:r>
+              <w:rPr>
+                <w:rtl/>
+              </w:rPr>
+              <w:t xml:space="preserve"> </w:t>
+            </w:r>
+            <m:oMath>
+              <m:r>
+                <m:t>2</m:t>
+              </m:r>
+              <m:r>
+                <m:t>n</m:t>
+              </m:r>
+              <m:r>
+                <m:rPr>
+                  <m:sty m:val="p"/>
+                </m:rPr>
+                <m:t>−</m:t>
+              </m:r>
+              <m:r>
+                <m:t>5</m:t>
+              </m:r>
+              <m:r>
+                <m:rPr>
+                  <m:sty m:val="p"/>
+                </m:rPr>
+                <m:t>&lt;</m:t>
+              </m:r>
+              <m:r>
+                <m:t>0</m:t>
+              </m:r>
+            </m:oMath>
+            <w:r>
+              <w:rPr>
+                <w:rtl/>
+              </w:rPr>
+              <w:t xml:space="preserve">:  </w:t>
+            </w:r>
+            <m:oMath>
+              <m:sSub>
+                <m:e>
+                  <m:r>
+                    <m:t>u</m:t>
+                  </m:r>
+                </m:e>
+                <m:sub>
+                  <m:r>
+                    <m:t>0</m:t>
+                  </m:r>
+                </m:sub>
+              </m:sSub>
+              <m:r>
+                <m:rPr>
+                  <m:sty m:val="p"/>
+                </m:rPr>
+                <m:t>=</m:t>
+              </m:r>
+              <m:r>
+                <m:t>0</m:t>
+              </m:r>
+              <m:r>
+                <m:rPr>
+                  <m:sty m:val="p"/>
+                </m:rPr>
+                <m:t>&gt;</m:t>
+              </m:r>
+              <m:sSub>
+                <m:e>
+                  <m:r>
+                    <m:t>u</m:t>
+                  </m:r>
+                </m:e>
+                <m:sub>
+                  <m:r>
+                    <m:t>1</m:t>
+                  </m:r>
+                </m:sub>
+              </m:sSub>
+              <m:r>
+                <m:rPr>
+                  <m:sty m:val="p"/>
+                </m:rPr>
+                <m:t>=</m:t>
+              </m:r>
+              <m:r>
+                <m:rPr>
+                  <m:sty m:val="p"/>
+                </m:rPr>
+                <m:t>−</m:t>
+              </m:r>
+              <m:r>
+                <m:t>5</m:t>
+              </m:r>
+              <m:r>
+                <m:rPr>
+                  <m:sty m:val="p"/>
+                </m:rPr>
+                <m:t>&gt;</m:t>
+              </m:r>
+              <m:sSub>
+                <m:e>
+                  <m:r>
+                    <m:t>u</m:t>
+                  </m:r>
+                </m:e>
+                <m:sub>
+                  <m:r>
+                    <m:t>2</m:t>
+                  </m:r>
+                </m:sub>
+              </m:sSub>
+              <m:r>
+                <m:rPr>
+                  <m:sty m:val="p"/>
+                </m:rPr>
+                <m:t>=</m:t>
+              </m:r>
+              <m:r>
+                <m:rPr>
+                  <m:sty m:val="p"/>
+                </m:rPr>
+                <m:t>−</m:t>
+              </m:r>
+              <m:r>
+                <m:t>8</m:t>
+              </m:r>
+              <m:r>
+                <m:rPr>
+                  <m:sty m:val="p"/>
+                </m:rPr>
+                <m:t>&gt;</m:t>
+              </m:r>
+              <m:sSub>
+                <m:e>
+                  <m:r>
+                    <m:t>u</m:t>
+                  </m:r>
+                </m:e>
+                <m:sub>
+                  <m:r>
+                    <m:t>3</m:t>
+                  </m:r>
+                </m:sub>
+              </m:sSub>
+              <m:r>
+                <m:rPr>
+                  <m:sty m:val="p"/>
+                </m:rPr>
+                <m:t>=</m:t>
+              </m:r>
+              <m:r>
+                <m:rPr>
+                  <m:sty m:val="p"/>
+                </m:rPr>
+                <m:t>−</m:t>
+              </m:r>
+              <m:r>
+                <m:t>9</m:t>
+              </m:r>
+            </m:oMath>
+            <w:r>
+              <w:rPr>
+                <w:rtl/>
+              </w:rPr>
+              <w:t xml:space="preserve"> </w:t>
+            </w:r>
+            <w:r>
+              <w:rPr>
+                <w:rtl/>
+              </w:rPr>
+              <w:t xml:space="preserve">،</w:t>
+            </w:r>
+          </w:p>
+          <w:p>
+            <w:pPr>
+              <w:bidi/>
+            </w:pPr>
+            <w:r>
+              <w:rPr>
+                <w:rtl/>
+              </w:rPr>
+              <w:t xml:space="preserve">ثم</w:t>
+            </w:r>
+            <w:r>
+              <w:rPr>
+                <w:rtl/>
+              </w:rPr>
+              <w:t xml:space="preserve"> </w:t>
+            </w:r>
+            <m:oMath>
+              <m:sSub>
+                <m:e>
+                  <m:r>
+                    <m:t>u</m:t>
+                  </m:r>
+                </m:e>
+                <m:sub>
+                  <m:r>
+                    <m:t>3</m:t>
+                  </m:r>
+                </m:sub>
+              </m:sSub>
+              <m:r>
+                <m:rPr>
+                  <m:sty m:val="p"/>
+                </m:rPr>
+                <m:t>=</m:t>
+              </m:r>
+              <m:r>
+                <m:rPr>
+                  <m:sty m:val="p"/>
+                </m:rPr>
+                <m:t>−</m:t>
+              </m:r>
+              <m:r>
+                <m:t>9</m:t>
+              </m:r>
+              <m:r>
+                <m:rPr>
+                  <m:sty m:val="p"/>
+                </m:rPr>
+                <m:t>&lt;</m:t>
+              </m:r>
+              <m:sSub>
+                <m:e>
+                  <m:r>
+                    <m:t>u</m:t>
+                  </m:r>
+                </m:e>
+                <m:sub>
+                  <m:r>
+                    <m:t>4</m:t>
+                  </m:r>
+                </m:sub>
+              </m:sSub>
+              <m:r>
+                <m:rPr>
+                  <m:sty m:val="p"/>
+                </m:rPr>
+                <m:t>=</m:t>
+              </m:r>
+              <m:r>
+                <m:rPr>
+                  <m:sty m:val="p"/>
+                </m:rPr>
+                <m:t>−</m:t>
+              </m:r>
+              <m:r>
+                <m:t>8</m:t>
+              </m:r>
+              <m:r>
+                <m:rPr>
+                  <m:sty m:val="p"/>
+                </m:rPr>
+                <m:t>&lt;</m:t>
+              </m:r>
+              <m:sSub>
+                <m:e>
+                  <m:r>
+                    <m:t>u</m:t>
+                  </m:r>
+                </m:e>
+                <m:sub>
+                  <m:r>
+                    <m:t>5</m:t>
+                  </m:r>
+                </m:sub>
+              </m:sSub>
+              <m:r>
+                <m:rPr>
+                  <m:sty m:val="p"/>
+                </m:rPr>
+                <m:t>=</m:t>
+              </m:r>
+              <m:r>
+                <m:rPr>
+                  <m:sty m:val="p"/>
+                </m:rPr>
+                <m:t>−</m:t>
+              </m:r>
+              <m:r>
+                <m:t>5</m:t>
+              </m:r>
+              <m:r>
+                <m:rPr>
+                  <m:sty m:val="p"/>
+                </m:rPr>
+                <m:t>&lt;</m:t>
+              </m:r>
+              <m:sSub>
+                <m:e>
+                  <m:r>
+                    <m:t>u</m:t>
+                  </m:r>
+                </m:e>
+                <m:sub>
+                  <m:r>
+                    <m:t>6</m:t>
+                  </m:r>
+                </m:sub>
+              </m:sSub>
+              <m:r>
+                <m:rPr>
+                  <m:sty m:val="p"/>
+                </m:rPr>
+                <m:t>=</m:t>
+              </m:r>
+              <m:r>
+                <m:t>0</m:t>
+              </m:r>
+              <m:r>
+                <m:rPr>
+                  <m:sty m:val="p"/>
+                </m:rPr>
+                <m:t>&lt;</m:t>
+              </m:r>
+              <m:r>
+                <m:rPr>
+                  <m:sty m:val="p"/>
+                </m:rPr>
+                <m:t>⋯</m:t>
+              </m:r>
+            </m:oMath>
           </w:p>
         </w:tc>
       </w:tr>
@@ -6890,7 +10038,7 @@
       </w:pPr>
     </w:p>
     <w:bookmarkEnd w:id="23"/>
-    <w:bookmarkStart w:id="24" w:name="المتتاليات-المحدودة"/>
+    <w:bookmarkStart w:id="24" w:name="المتتاليات-الحسابية"/>
     <w:p>
       <w:pPr>
         <w:pStyle w:val="Heading1"/>
@@ -6902,1018 +10050,6 @@
           <w:rtl/>
         </w:rPr>
         <w:t xml:space="preserve">5</w:t>
-      </w:r>
-      <w:r>
-        <w:rPr>
-          <w:rtl/>
-        </w:rPr>
-        <w:tab/>
-      </w:r>
-      <w:r>
-        <w:rPr>
-          <w:rtl/>
-        </w:rPr>
-        <w:t xml:space="preserve">المتتاليات المحدودة</w:t>
-      </w:r>
-    </w:p>
-    <w:tbl>
-      <w:tblPr>
-        <w:tblW w:w="9864" w:type="dxa"/>
-        <w:jc w:val="center"/>
-        <w:tblBorders>
-          <w:top w:val="single" w:sz="10" w:space="0" w:color="193E7D"/>
-          <w:left w:val="single" w:sz="10" w:space="0" w:color="193E7D"/>
-          <w:bottom w:val="single" w:sz="10" w:space="0" w:color="193E7D"/>
-          <w:right w:val="single" w:sz="10" w:space="0" w:color="193E7D"/>
-          <w:insideH w:val="single" w:sz="10" w:space="0" w:color="193E7D"/>
-        </w:tblBorders>
-        <w:tblLayout w:type="fixed"/>
-        <w:tblCellMar>
-          <w:top w:w="40" w:type="dxa"/>
-          <w:left w:w="140" w:type="dxa"/>
-          <w:bottom w:w="60" w:type="dxa"/>
-          <w:right w:w="140" w:type="dxa"/>
-        </w:tblCellMar>
-      </w:tblPr>
-      <w:tblGrid>
-        <w:gridCol w:w="9864"/>
-      </w:tblGrid>
-      <w:tr>
-        <w:trPr>
-          <w:cantSplit/>
-        </w:trPr>
-        <w:tc>
-          <w:tcPr>
-            <w:tcW w:w="9864" w:type="dxa"/>
-            <w:shd w:val="clear" w:color="auto" w:fill="193E7D"/>
-          </w:tcPr>
-          <w:p>
-            <w:pPr>
-              <w:keepNext/>
-              <w:bidi/>
-              <w:spacing w:before="0" w:after="0"/>
-            </w:pPr>
-            <w:r>
-              <w:rPr>
-                <w:b/>
-                <w:bCs/>
-                <w:color w:val="FFFFFF"/>
-                <w:rtl/>
-              </w:rPr>
-              <w:t xml:space="preserve">متتالية محدودة</w:t>
-            </w:r>
-          </w:p>
-        </w:tc>
-      </w:tr>
-      <w:tr>
-        <w:tc>
-          <w:tcPr>
-            <w:tcW w:w="9864" w:type="dxa"/>
-            <w:shd w:val="clear" w:color="auto" w:fill="F4F6FA"/>
-          </w:tcPr>
-          <w:p>
-            <w:pPr>
-              <w:bidi/>
-            </w:pPr>
-            <m:oMath>
-              <m:d>
-                <m:dPr>
-                  <m:begChr m:val="("/>
-                  <m:endChr m:val=")"/>
-                  <m:sepChr m:val=""/>
-                  <m:grow/>
-                </m:dPr>
-                <m:e>
-                  <m:sSub>
-                    <m:e>
-                      <m:r>
-                        <m:t>u</m:t>
-                      </m:r>
-                    </m:e>
-                    <m:sub>
-                      <m:r>
-                        <m:t>n</m:t>
-                      </m:r>
-                    </m:sub>
-                  </m:sSub>
-                </m:e>
-              </m:d>
-            </m:oMath>
-            <w:r>
-              <w:rPr>
-                <w:rtl/>
-              </w:rPr>
-              <w:t xml:space="preserve"> </w:t>
-            </w:r>
-            <w:r>
-              <w:rPr>
-                <w:b/>
-                <w:bCs/>
-                <w:rtl/>
-              </w:rPr>
-              <w:t xml:space="preserve">محدودة من الأعلى</w:t>
-            </w:r>
-            <w:r>
-              <w:rPr>
-                <w:rtl/>
-              </w:rPr>
-              <w:t xml:space="preserve"> </w:t>
-            </w:r>
-            <w:r>
-              <w:rPr>
-                <w:rtl/>
-              </w:rPr>
-              <w:t xml:space="preserve">إذا وجد عدد</w:t>
-            </w:r>
-            <w:r>
-              <w:rPr>
-                <w:rtl/>
-              </w:rPr>
-              <w:t xml:space="preserve"> </w:t>
-            </w:r>
-            <m:oMath>
-              <m:r>
-                <m:t>M</m:t>
-              </m:r>
-            </m:oMath>
-            <w:r>
-              <w:rPr>
-                <w:rtl/>
-              </w:rPr>
-              <w:t xml:space="preserve"> </w:t>
-            </w:r>
-            <w:r>
-              <w:rPr>
-                <w:rtl/>
-              </w:rPr>
-              <w:t xml:space="preserve">حيث</w:t>
-            </w:r>
-            <w:r>
-              <w:rPr>
-                <w:rtl/>
-              </w:rPr>
-              <w:t xml:space="preserve"> </w:t>
-            </w:r>
-            <m:oMath>
-              <m:sSub>
-                <m:e>
-                  <m:r>
-                    <m:t>u</m:t>
-                  </m:r>
-                </m:e>
-                <m:sub>
-                  <m:r>
-                    <m:t>n</m:t>
-                  </m:r>
-                </m:sub>
-              </m:sSub>
-              <m:r>
-                <m:rPr>
-                  <m:sty m:val="p"/>
-                </m:rPr>
-                <m:t>≤</m:t>
-              </m:r>
-              <m:r>
-                <m:t>M</m:t>
-              </m:r>
-            </m:oMath>
-            <w:r>
-              <w:rPr>
-                <w:rtl/>
-              </w:rPr>
-              <w:t xml:space="preserve"> </w:t>
-            </w:r>
-            <w:r>
-              <w:rPr>
-                <w:rtl/>
-              </w:rPr>
-              <w:t xml:space="preserve">لكل</w:t>
-            </w:r>
-            <w:r>
-              <w:rPr>
-                <w:rtl/>
-              </w:rPr>
-              <w:t xml:space="preserve"> </w:t>
-            </w:r>
-            <m:oMath>
-              <m:r>
-                <m:t>n</m:t>
-              </m:r>
-            </m:oMath>
-            <w:r>
-              <w:rPr>
-                <w:rtl/>
-              </w:rPr>
-              <w:t xml:space="preserve"> </w:t>
-            </w:r>
-            <w:r>
-              <w:rPr>
-                <w:rtl/>
-              </w:rPr>
-              <w:t xml:space="preserve">، و</w:t>
-            </w:r>
-            <w:r>
-              <w:rPr>
-                <w:b/>
-                <w:bCs/>
-                <w:rtl/>
-              </w:rPr>
-              <w:t xml:space="preserve">محدودة من الأسفل</w:t>
-            </w:r>
-            <w:r>
-              <w:rPr>
-                <w:rtl/>
-              </w:rPr>
-              <w:t xml:space="preserve"> </w:t>
-            </w:r>
-            <w:r>
-              <w:rPr>
-                <w:rtl/>
-              </w:rPr>
-              <w:t xml:space="preserve">إذا وجد</w:t>
-            </w:r>
-            <w:r>
-              <w:rPr>
-                <w:rtl/>
-              </w:rPr>
-              <w:t xml:space="preserve"> </w:t>
-            </w:r>
-            <m:oMath>
-              <m:r>
-                <m:t>m</m:t>
-              </m:r>
-            </m:oMath>
-            <w:r>
-              <w:rPr>
-                <w:rtl/>
-              </w:rPr>
-              <w:t xml:space="preserve"> </w:t>
-            </w:r>
-            <w:r>
-              <w:rPr>
-                <w:rtl/>
-              </w:rPr>
-              <w:t xml:space="preserve">حيث</w:t>
-            </w:r>
-            <w:r>
-              <w:rPr>
-                <w:rtl/>
-              </w:rPr>
-              <w:t xml:space="preserve"> </w:t>
-            </w:r>
-            <m:oMath>
-              <m:sSub>
-                <m:e>
-                  <m:r>
-                    <m:t>u</m:t>
-                  </m:r>
-                </m:e>
-                <m:sub>
-                  <m:r>
-                    <m:t>n</m:t>
-                  </m:r>
-                </m:sub>
-              </m:sSub>
-              <m:r>
-                <m:rPr>
-                  <m:sty m:val="p"/>
-                </m:rPr>
-                <m:t>≥</m:t>
-              </m:r>
-              <m:r>
-                <m:t>m</m:t>
-              </m:r>
-            </m:oMath>
-            <w:r>
-              <w:rPr>
-                <w:rtl/>
-              </w:rPr>
-              <w:t xml:space="preserve"> </w:t>
-            </w:r>
-            <w:r>
-              <w:rPr>
-                <w:rtl/>
-              </w:rPr>
-              <w:t xml:space="preserve">لكل</w:t>
-            </w:r>
-            <w:r>
-              <w:rPr>
-                <w:rtl/>
-              </w:rPr>
-              <w:t xml:space="preserve"> </w:t>
-            </w:r>
-            <m:oMath>
-              <m:r>
-                <m:t>n</m:t>
-              </m:r>
-            </m:oMath>
-            <w:r>
-              <w:rPr>
-                <w:rtl/>
-              </w:rPr>
-              <w:t xml:space="preserve">.  وهي</w:t>
-            </w:r>
-            <w:r>
-              <w:rPr>
-                <w:rtl/>
-              </w:rPr>
-              <w:t xml:space="preserve"> </w:t>
-            </w:r>
-            <w:r>
-              <w:rPr>
-                <w:b/>
-                <w:bCs/>
-                <w:rtl/>
-              </w:rPr>
-              <w:t xml:space="preserve">محدودة</w:t>
-            </w:r>
-            <w:r>
-              <w:rPr>
-                <w:rtl/>
-              </w:rPr>
-              <w:t xml:space="preserve"> </w:t>
-            </w:r>
-            <w:r>
-              <w:rPr>
-                <w:rtl/>
-              </w:rPr>
-              <w:t xml:space="preserve">إذا كانت محدودة من الأعلى ومن الأسفل.</w:t>
-            </w:r>
-          </w:p>
-        </w:tc>
-      </w:tr>
-    </w:tbl>
-    <w:p>
-      <w:pPr>
-        <w:bidi/>
-        <w:spacing w:before="0" w:after="0"/>
-      </w:pPr>
-    </w:p>
-    <w:tbl>
-      <w:tblPr>
-        <w:tblW w:w="9864" w:type="dxa"/>
-        <w:jc w:val="center"/>
-        <w:tblBorders>
-          <w:top w:val="single" w:sz="10" w:space="0" w:color="9F5600"/>
-          <w:left w:val="single" w:sz="10" w:space="0" w:color="9F5600"/>
-          <w:bottom w:val="single" w:sz="10" w:space="0" w:color="9F5600"/>
-          <w:right w:val="single" w:sz="10" w:space="0" w:color="9F5600"/>
-          <w:insideH w:val="single" w:sz="10" w:space="0" w:color="9F5600"/>
-        </w:tblBorders>
-        <w:tblLayout w:type="fixed"/>
-        <w:tblCellMar>
-          <w:top w:w="40" w:type="dxa"/>
-          <w:left w:w="140" w:type="dxa"/>
-          <w:bottom w:w="60" w:type="dxa"/>
-          <w:right w:w="140" w:type="dxa"/>
-        </w:tblCellMar>
-      </w:tblPr>
-      <w:tblGrid>
-        <w:gridCol w:w="9864"/>
-      </w:tblGrid>
-      <w:tr>
-        <w:trPr>
-          <w:cantSplit/>
-        </w:trPr>
-        <w:tc>
-          <w:tcPr>
-            <w:tcW w:w="9864" w:type="dxa"/>
-            <w:shd w:val="clear" w:color="auto" w:fill="9F5600"/>
-          </w:tcPr>
-          <w:p>
-            <w:pPr>
-              <w:keepNext/>
-              <w:bidi/>
-              <w:spacing w:before="0" w:after="0"/>
-            </w:pPr>
-            <w:r>
-              <w:rPr>
-                <w:b/>
-                <w:bCs/>
-                <w:color w:val="FFFFFF"/>
-                <w:rtl/>
-              </w:rPr>
-              <w:t xml:space="preserve">مثال</w:t>
-            </w:r>
-          </w:p>
-        </w:tc>
-      </w:tr>
-      <w:tr>
-        <w:tc>
-          <w:tcPr>
-            <w:tcW w:w="9864" w:type="dxa"/>
-            <w:shd w:val="clear" w:color="auto" w:fill="FCF8F2"/>
-          </w:tcPr>
-          <w:p>
-            <w:pPr>
-              <w:bidi/>
-            </w:pPr>
-            <m:oMath>
-              <m:sSub>
-                <m:e>
-                  <m:r>
-                    <m:t>u</m:t>
-                  </m:r>
-                </m:e>
-                <m:sub>
-                  <m:r>
-                    <m:t>n</m:t>
-                  </m:r>
-                </m:sub>
-              </m:sSub>
-              <m:r>
-                <m:rPr>
-                  <m:sty m:val="p"/>
-                </m:rPr>
-                <m:t>=</m:t>
-              </m:r>
-              <m:r>
-                <m:t>2</m:t>
-              </m:r>
-              <m:r>
-                <m:rPr>
-                  <m:sty m:val="p"/>
-                </m:rPr>
-                <m:t>+</m:t>
-              </m:r>
-              <m:f>
-                <m:fPr>
-                  <m:type m:val="bar"/>
-                </m:fPr>
-                <m:num>
-                  <m:r>
-                    <m:t>1</m:t>
-                  </m:r>
-                </m:num>
-                <m:den>
-                  <m:r>
-                    <m:t>n</m:t>
-                  </m:r>
-                  <m:r>
-                    <m:rPr>
-                      <m:sty m:val="p"/>
-                    </m:rPr>
-                    <m:t>+</m:t>
-                  </m:r>
-                  <m:r>
-                    <m:t>1</m:t>
-                  </m:r>
-                </m:den>
-              </m:f>
-            </m:oMath>
-            <w:r>
-              <w:rPr>
-                <w:rtl/>
-              </w:rPr>
-              <w:t xml:space="preserve"> </w:t>
-            </w:r>
-            <w:r>
-              <w:rPr>
-                <w:rtl/>
-              </w:rPr>
-              <w:t xml:space="preserve">،</w:t>
-            </w:r>
-            <w:r>
-              <w:rPr>
-                <w:rtl/>
-              </w:rPr>
-              <w:t xml:space="preserve"> </w:t>
-            </w:r>
-            <m:oMath>
-              <m:r>
-                <m:t>n</m:t>
-              </m:r>
-              <m:r>
-                <m:rPr>
-                  <m:sty m:val="p"/>
-                </m:rPr>
-                <m:t>∈</m:t>
-              </m:r>
-              <m:r>
-                <m:rPr>
-                  <m:sty m:val="p"/>
-                  <m:scr m:val="double-struck"/>
-                </m:rPr>
-                <m:t>N</m:t>
-              </m:r>
-            </m:oMath>
-            <w:r>
-              <w:rPr>
-                <w:rtl/>
-              </w:rPr>
-              <w:t xml:space="preserve">.  من أجل كل</w:t>
-            </w:r>
-            <w:r>
-              <w:rPr>
-                <w:rtl/>
-              </w:rPr>
-              <w:t xml:space="preserve"> </w:t>
-            </w:r>
-            <m:oMath>
-              <m:r>
-                <m:t>n</m:t>
-              </m:r>
-              <m:r>
-                <m:rPr>
-                  <m:sty m:val="p"/>
-                </m:rPr>
-                <m:t>∈</m:t>
-              </m:r>
-              <m:r>
-                <m:rPr>
-                  <m:sty m:val="p"/>
-                  <m:scr m:val="double-struck"/>
-                </m:rPr>
-                <m:t>N</m:t>
-              </m:r>
-            </m:oMath>
-            <w:r>
-              <w:rPr>
-                <w:rtl/>
-              </w:rPr>
-              <w:t xml:space="preserve">:  </w:t>
-            </w:r>
-            <m:oMath>
-              <m:r>
-                <m:t>n</m:t>
-              </m:r>
-              <m:r>
-                <m:rPr>
-                  <m:sty m:val="p"/>
-                </m:rPr>
-                <m:t>+</m:t>
-              </m:r>
-              <m:r>
-                <m:t>1</m:t>
-              </m:r>
-              <m:r>
-                <m:rPr>
-                  <m:sty m:val="p"/>
-                </m:rPr>
-                <m:t>≥</m:t>
-              </m:r>
-              <m:r>
-                <m:t>1</m:t>
-              </m:r>
-            </m:oMath>
-            <w:r>
-              <w:rPr>
-                <w:rtl/>
-              </w:rPr>
-              <w:t xml:space="preserve"> </w:t>
-            </w:r>
-            <w:r>
-              <w:rPr>
-                <w:rtl/>
-              </w:rPr>
-              <w:t xml:space="preserve">، إذن</w:t>
-            </w:r>
-            <w:r>
-              <w:rPr>
-                <w:rtl/>
-              </w:rPr>
-              <w:t xml:space="preserve"> </w:t>
-            </w:r>
-            <m:oMath>
-              <m:r>
-                <m:t>0</m:t>
-              </m:r>
-              <m:r>
-                <m:rPr>
-                  <m:sty m:val="p"/>
-                </m:rPr>
-                <m:t>&lt;</m:t>
-              </m:r>
-              <m:f>
-                <m:fPr>
-                  <m:type m:val="bar"/>
-                </m:fPr>
-                <m:num>
-                  <m:r>
-                    <m:t>1</m:t>
-                  </m:r>
-                </m:num>
-                <m:den>
-                  <m:r>
-                    <m:t>n</m:t>
-                  </m:r>
-                  <m:r>
-                    <m:rPr>
-                      <m:sty m:val="p"/>
-                    </m:rPr>
-                    <m:t>+</m:t>
-                  </m:r>
-                  <m:r>
-                    <m:t>1</m:t>
-                  </m:r>
-                </m:den>
-              </m:f>
-              <m:r>
-                <m:rPr>
-                  <m:sty m:val="p"/>
-                </m:rPr>
-                <m:t>≤</m:t>
-              </m:r>
-              <m:r>
-                <m:t>1</m:t>
-              </m:r>
-            </m:oMath>
-            <w:r>
-              <w:rPr>
-                <w:rtl/>
-              </w:rPr>
-              <w:t xml:space="preserve"> </w:t>
-            </w:r>
-            <w:r>
-              <w:rPr>
-                <w:rtl/>
-              </w:rPr>
-              <w:t xml:space="preserve">، ومنه</w:t>
-            </w:r>
-            <w:r>
-              <w:rPr>
-                <w:rtl/>
-              </w:rPr>
-              <w:t xml:space="preserve"> </w:t>
-            </w:r>
-            <m:oMath>
-              <m:borderBox>
-                <m:e>
-                  <m:r>
-                    <m:t>2</m:t>
-                  </m:r>
-                  <m:r>
-                    <m:rPr>
-                      <m:sty m:val="p"/>
-                    </m:rPr>
-                    <m:t>&lt;</m:t>
-                  </m:r>
-                  <m:sSub>
-                    <m:e>
-                      <m:r>
-                        <m:t>u</m:t>
-                      </m:r>
-                    </m:e>
-                    <m:sub>
-                      <m:r>
-                        <m:t>n</m:t>
-                      </m:r>
-                    </m:sub>
-                  </m:sSub>
-                  <m:r>
-                    <m:rPr>
-                      <m:sty m:val="p"/>
-                    </m:rPr>
-                    <m:t>≤</m:t>
-                  </m:r>
-                  <m:r>
-                    <m:t>3</m:t>
-                  </m:r>
-                </m:e>
-              </m:borderBox>
-            </m:oMath>
-            <w:r>
-              <w:rPr>
-                <w:rtl/>
-              </w:rPr>
-              <w:t xml:space="preserve">.</w:t>
-            </w:r>
-          </w:p>
-          <w:p>
-            <w:pPr>
-              <w:bidi/>
-            </w:pPr>
-            <m:oMath>
-              <m:d>
-                <m:dPr>
-                  <m:begChr m:val="("/>
-                  <m:endChr m:val=")"/>
-                  <m:sepChr m:val=""/>
-                  <m:grow/>
-                </m:dPr>
-                <m:e>
-                  <m:sSub>
-                    <m:e>
-                      <m:r>
-                        <m:t>u</m:t>
-                      </m:r>
-                    </m:e>
-                    <m:sub>
-                      <m:r>
-                        <m:t>n</m:t>
-                      </m:r>
-                    </m:sub>
-                  </m:sSub>
-                </m:e>
-              </m:d>
-            </m:oMath>
-            <w:r>
-              <w:rPr>
-                <w:rtl/>
-              </w:rPr>
-              <w:t xml:space="preserve"> </w:t>
-            </w:r>
-            <w:r>
-              <w:rPr>
-                <w:rtl/>
-              </w:rPr>
-              <w:t xml:space="preserve">محدودة من الأسفل بـ</w:t>
-            </w:r>
-            <w:r>
-              <w:rPr>
-                <w:rtl/>
-              </w:rPr>
-              <w:t xml:space="preserve"> </w:t>
-            </w:r>
-            <m:oMath>
-              <m:r>
-                <m:t>2</m:t>
-              </m:r>
-            </m:oMath>
-            <w:r>
-              <w:rPr>
-                <w:rtl/>
-              </w:rPr>
-              <w:t xml:space="preserve"> </w:t>
-            </w:r>
-            <w:r>
-              <w:rPr>
-                <w:rtl/>
-              </w:rPr>
-              <w:t xml:space="preserve">ومن الأعلى بـ</w:t>
-            </w:r>
-            <w:r>
-              <w:rPr>
-                <w:rtl/>
-              </w:rPr>
-              <w:t xml:space="preserve"> </w:t>
-            </w:r>
-            <m:oMath>
-              <m:r>
-                <m:t>3</m:t>
-              </m:r>
-            </m:oMath>
-            <w:r>
-              <w:rPr>
-                <w:rtl/>
-              </w:rPr>
-              <w:t xml:space="preserve"> </w:t>
-            </w:r>
-            <w:r>
-              <w:rPr>
-                <w:rtl/>
-              </w:rPr>
-              <w:t xml:space="preserve">، فهي</w:t>
-            </w:r>
-            <w:r>
-              <w:rPr>
-                <w:rtl/>
-              </w:rPr>
-              <w:t xml:space="preserve"> </w:t>
-            </w:r>
-            <w:r>
-              <w:rPr>
-                <w:b/>
-                <w:bCs/>
-                <w:rtl/>
-              </w:rPr>
-              <w:t xml:space="preserve">محدودة</w:t>
-            </w:r>
-            <w:r>
-              <w:rPr>
-                <w:rtl/>
-              </w:rPr>
-              <w:t xml:space="preserve">.</w:t>
-            </w:r>
-          </w:p>
-        </w:tc>
-      </w:tr>
-    </w:tbl>
-    <w:p>
-      <w:pPr>
-        <w:bidi/>
-        <w:spacing w:before="0" w:after="0"/>
-      </w:pPr>
-    </w:p>
-    <w:tbl>
-      <w:tblPr>
-        <w:tblW w:w="9864" w:type="dxa"/>
-        <w:jc w:val="center"/>
-        <w:tblBorders>
-          <w:top w:val="single" w:sz="10" w:space="0" w:color="55167B"/>
-          <w:left w:val="single" w:sz="10" w:space="0" w:color="55167B"/>
-          <w:bottom w:val="single" w:sz="10" w:space="0" w:color="55167B"/>
-          <w:right w:val="single" w:sz="10" w:space="0" w:color="55167B"/>
-          <w:insideH w:val="single" w:sz="10" w:space="0" w:color="55167B"/>
-        </w:tblBorders>
-        <w:tblLayout w:type="fixed"/>
-        <w:tblCellMar>
-          <w:top w:w="40" w:type="dxa"/>
-          <w:left w:w="140" w:type="dxa"/>
-          <w:bottom w:w="60" w:type="dxa"/>
-          <w:right w:w="140" w:type="dxa"/>
-        </w:tblCellMar>
-      </w:tblPr>
-      <w:tblGrid>
-        <w:gridCol w:w="9864"/>
-      </w:tblGrid>
-      <w:tr>
-        <w:trPr>
-          <w:cantSplit/>
-        </w:trPr>
-        <w:tc>
-          <w:tcPr>
-            <w:tcW w:w="9864" w:type="dxa"/>
-            <w:shd w:val="clear" w:color="auto" w:fill="55167B"/>
-          </w:tcPr>
-          <w:p>
-            <w:pPr>
-              <w:keepNext/>
-              <w:bidi/>
-              <w:spacing w:before="0" w:after="0"/>
-            </w:pPr>
-            <w:r>
-              <w:rPr>
-                <w:b/>
-                <w:bCs/>
-                <w:color w:val="FFFFFF"/>
-                <w:rtl/>
-              </w:rPr>
-              <w:t xml:space="preserve">إثبات أن متتالية محدودة</w:t>
-            </w:r>
-          </w:p>
-        </w:tc>
-      </w:tr>
-      <w:tr>
-        <w:tc>
-          <w:tcPr>
-            <w:tcW w:w="9864" w:type="dxa"/>
-            <w:shd w:val="clear" w:color="auto" w:fill="F8F4FA"/>
-          </w:tcPr>
-          <w:p>
-            <w:pPr>
-              <w:bidi/>
-            </w:pPr>
-            <w:r>
-              <w:rPr>
-                <w:rtl/>
-              </w:rPr>
-              <w:t xml:space="preserve">نكتب</w:t>
-            </w:r>
-            <w:r>
-              <w:rPr>
-                <w:rtl/>
-              </w:rPr>
-              <w:t xml:space="preserve"> </w:t>
-            </w:r>
-            <m:oMath>
-              <m:sSub>
-                <m:e>
-                  <m:r>
-                    <m:t>u</m:t>
-                  </m:r>
-                </m:e>
-                <m:sub>
-                  <m:r>
-                    <m:t>n</m:t>
-                  </m:r>
-                </m:sub>
-              </m:sSub>
-            </m:oMath>
-            <w:r>
-              <w:rPr>
-                <w:rtl/>
-              </w:rPr>
-              <w:t xml:space="preserve"> </w:t>
-            </w:r>
-            <w:r>
-              <w:rPr>
-                <w:rtl/>
-              </w:rPr>
-              <w:t xml:space="preserve">بدلالة</w:t>
-            </w:r>
-            <w:r>
-              <w:rPr>
-                <w:rtl/>
-              </w:rPr>
-              <w:t xml:space="preserve"> </w:t>
-            </w:r>
-            <m:oMath>
-              <m:r>
-                <m:t>n</m:t>
-              </m:r>
-            </m:oMath>
-            <w:r>
-              <w:rPr>
-                <w:rtl/>
-              </w:rPr>
-              <w:t xml:space="preserve"> </w:t>
-            </w:r>
-            <w:r>
-              <w:rPr>
-                <w:rtl/>
-              </w:rPr>
-              <w:t xml:space="preserve">(الحد العام) ثم ننطلق من</w:t>
-            </w:r>
-            <w:r>
-              <w:rPr>
-                <w:rtl/>
-              </w:rPr>
-              <w:t xml:space="preserve"> </w:t>
-            </w:r>
-            <m:oMath>
-              <m:r>
-                <m:t>n</m:t>
-              </m:r>
-              <m:r>
-                <m:rPr>
-                  <m:sty m:val="p"/>
-                </m:rPr>
-                <m:t>≥</m:t>
-              </m:r>
-              <m:sSub>
-                <m:e>
-                  <m:r>
-                    <m:t>n</m:t>
-                  </m:r>
-                </m:e>
-                <m:sub>
-                  <m:r>
-                    <m:t>0</m:t>
-                  </m:r>
-                </m:sub>
-              </m:sSub>
-            </m:oMath>
-            <w:r>
-              <w:rPr>
-                <w:rtl/>
-              </w:rPr>
-              <w:t xml:space="preserve"> </w:t>
-            </w:r>
-            <w:r>
-              <w:rPr>
-                <w:rtl/>
-              </w:rPr>
-              <w:t xml:space="preserve">ونطبّق العمليات على المتباينات ، أو ندرس إشارة الفرق</w:t>
-            </w:r>
-            <w:r>
-              <w:rPr>
-                <w:rtl/>
-              </w:rPr>
-              <w:t xml:space="preserve"> </w:t>
-            </w:r>
-            <m:oMath>
-              <m:sSub>
-                <m:e>
-                  <m:r>
-                    <m:t>u</m:t>
-                  </m:r>
-                </m:e>
-                <m:sub>
-                  <m:r>
-                    <m:t>n</m:t>
-                  </m:r>
-                </m:sub>
-              </m:sSub>
-              <m:r>
-                <m:rPr>
-                  <m:sty m:val="p"/>
-                </m:rPr>
-                <m:t>−</m:t>
-              </m:r>
-              <m:r>
-                <m:t>a</m:t>
-              </m:r>
-            </m:oMath>
-            <w:r>
-              <w:rPr>
-                <w:rtl/>
-              </w:rPr>
-              <w:t xml:space="preserve">.</w:t>
-            </w:r>
-          </w:p>
-        </w:tc>
-      </w:tr>
-    </w:tbl>
-    <w:p>
-      <w:pPr>
-        <w:bidi/>
-        <w:spacing w:before="0" w:after="0"/>
-      </w:pPr>
-    </w:p>
-    <w:bookmarkEnd w:id="24"/>
-    <w:bookmarkStart w:id="25" w:name="المتتاليات-الحسابية"/>
-    <w:p>
-      <w:pPr>
-        <w:pStyle w:val="Heading1"/>
-        <w:bidi/>
-      </w:pPr>
-      <w:r>
-        <w:rPr>
-          <w:rStyle w:val="SectionNumber"/>
-          <w:rtl/>
-        </w:rPr>
-        <w:t xml:space="preserve">6</w:t>
       </w:r>
       <w:r>
         <w:rPr>
@@ -8542,7 +10678,7 @@
             <w:pPr>
               <w:numPr>
                 <w:ilvl w:val="0"/>
-                <w:numId w:val="1006"/>
+                <w:numId w:val="1008"/>
               </w:numPr>
               <w:bidi/>
             </w:pPr>
@@ -8742,7 +10878,7 @@
             <w:pPr>
               <w:numPr>
                 <w:ilvl w:val="0"/>
-                <w:numId w:val="1006"/>
+                <w:numId w:val="1008"/>
               </w:numPr>
               <w:bidi/>
             </w:pPr>
@@ -8934,7 +11070,7 @@
             <w:pPr>
               <w:numPr>
                 <w:ilvl w:val="0"/>
-                <w:numId w:val="1007"/>
+                <w:numId w:val="1009"/>
               </w:numPr>
               <w:bidi/>
             </w:pPr>
@@ -9602,7 +11738,44 @@
                 <w:color w:val="FFFFFF"/>
                 <w:rtl/>
               </w:rPr>
-              <w:t xml:space="preserve">مجموع حدود متتابعة</w:t>
+              <w:t xml:space="preserve">مجموع</w:t>
+            </w:r>
+            <w:r>
+              <w:rPr>
+                <w:b/>
+                <w:bCs/>
+                <w:color w:val="FFFFFF"/>
+                <w:rtl/>
+              </w:rPr>
+              <w:t xml:space="preserve"> </w:t>
+            </w:r>
+            <m:oMath>
+              <m:r>
+                <w:rPr>
+                  <w:b/>
+                  <w:bCs/>
+                  <w:color w:val="FFFFFF"/>
+                </w:rPr>
+                <m:t>p</m:t>
+              </m:r>
+            </m:oMath>
+            <w:r>
+              <w:rPr>
+                <w:b/>
+                <w:bCs/>
+                <w:color w:val="FFFFFF"/>
+                <w:rtl/>
+              </w:rPr>
+              <w:t xml:space="preserve"> </w:t>
+            </w:r>
+            <w:r>
+              <w:rPr>
+                <w:b/>
+                <w:bCs/>
+                <w:color w:val="FFFFFF"/>
+                <w:rtl/>
+              </w:rPr>
+              <w:t xml:space="preserve">حداً متعاقباً</w:t>
             </w:r>
           </w:p>
         </w:tc>
@@ -9613,6 +11786,116 @@
             <w:tcW w:w="9864" w:type="dxa"/>
             <w:shd w:val="clear" w:color="auto" w:fill="FBF4F4"/>
           </w:tcPr>
+          <w:p>
+            <w:pPr>
+              <w:bidi/>
+            </w:pPr>
+            <w:r>
+              <w:rPr>
+                <w:rtl/>
+              </w:rPr>
+              <w:t xml:space="preserve">مجموع</w:t>
+            </w:r>
+            <w:r>
+              <w:rPr>
+                <w:rtl/>
+              </w:rPr>
+              <w:t xml:space="preserve"> </w:t>
+            </w:r>
+            <m:oMath>
+              <m:r>
+                <m:t>p</m:t>
+              </m:r>
+            </m:oMath>
+            <w:r>
+              <w:rPr>
+                <w:rtl/>
+              </w:rPr>
+              <w:t xml:space="preserve"> </w:t>
+            </w:r>
+            <w:r>
+              <w:rPr>
+                <w:rtl/>
+              </w:rPr>
+              <w:t xml:space="preserve">حداً متعاقباً أولها</w:t>
+            </w:r>
+            <w:r>
+              <w:rPr>
+                <w:rtl/>
+              </w:rPr>
+              <w:t xml:space="preserve"> </w:t>
+            </w:r>
+            <m:oMath>
+              <m:sSub>
+                <m:e>
+                  <m:r>
+                    <m:t>u</m:t>
+                  </m:r>
+                </m:e>
+                <m:sub>
+                  <m:r>
+                    <m:t>k</m:t>
+                  </m:r>
+                </m:sub>
+              </m:sSub>
+            </m:oMath>
+            <w:r>
+              <w:rPr>
+                <w:rtl/>
+              </w:rPr>
+              <w:t xml:space="preserve"> </w:t>
+            </w:r>
+            <w:r>
+              <w:rPr>
+                <w:rtl/>
+              </w:rPr>
+              <w:t xml:space="preserve">وآخرها</w:t>
+            </w:r>
+            <w:r>
+              <w:rPr>
+                <w:rtl/>
+              </w:rPr>
+              <w:t xml:space="preserve"> </w:t>
+            </w:r>
+            <m:oMath>
+              <m:sSub>
+                <m:e>
+                  <m:r>
+                    <m:t>u</m:t>
+                  </m:r>
+                </m:e>
+                <m:sub>
+                  <m:r>
+                    <m:t>k</m:t>
+                  </m:r>
+                  <m:r>
+                    <m:rPr>
+                      <m:sty m:val="p"/>
+                    </m:rPr>
+                    <m:t>+</m:t>
+                  </m:r>
+                  <m:r>
+                    <m:t>p</m:t>
+                  </m:r>
+                  <m:r>
+                    <m:rPr>
+                      <m:sty m:val="p"/>
+                    </m:rPr>
+                    <m:t>−</m:t>
+                  </m:r>
+                  <m:r>
+                    <m:t>1</m:t>
+                  </m:r>
+                </m:sub>
+              </m:sSub>
+            </m:oMath>
+            <w:r>
+              <w:rPr>
+                <w:rtl/>
+              </w:rPr>
+              <w:t xml:space="preserve">:</w:t>
+            </w:r>
+          </w:p>
           <w:p>
             <w:pPr>
               <w:bidi/>
@@ -9633,161 +11916,6 @@
                       </m:rPr>
                       <m:t>=</m:t>
                     </m:r>
-                    <m:r>
-                      <m:rPr>
-                        <m:nor/>
-                        <m:sty m:val="p"/>
-                      </m:rPr>
-                      <m:t>عدد الحدود</m:t>
-                    </m:r>
-                    <m:r>
-                      <m:rPr>
-                        <m:sty m:val="p"/>
-                      </m:rPr>
-                      <m:t>×</m:t>
-                    </m:r>
-                    <m:f>
-                      <m:fPr>
-                        <m:type m:val="bar"/>
-                      </m:fPr>
-                      <m:num>
-                        <m:r>
-                          <m:rPr>
-                            <m:nor/>
-                            <m:sty m:val="p"/>
-                          </m:rPr>
-                          <m:t>الحد الأول</m:t>
-                        </m:r>
-                        <m:r>
-                          <m:rPr>
-                            <m:sty m:val="p"/>
-                          </m:rPr>
-                          <m:t>+</m:t>
-                        </m:r>
-                        <m:r>
-                          <m:rPr>
-                            <m:nor/>
-                            <m:sty m:val="p"/>
-                          </m:rPr>
-                          <m:t>الحد الأخير</m:t>
-                        </m:r>
-                      </m:num>
-                      <m:den>
-                        <m:r>
-                          <m:t>2</m:t>
-                        </m:r>
-                      </m:den>
-                    </m:f>
-                  </m:e>
-                </m:borderBox>
-                <m:r>
-                  <m:t>  </m:t>
-                </m:r>
-                <m:r>
-                  <m:rPr>
-                    <m:sty m:val="p"/>
-                  </m:rPr>
-                  <m:t>;</m:t>
-                </m:r>
-                <m:r>
-                  <m:t>  </m:t>
-                </m:r>
-                <m:sSub>
-                  <m:e>
-                    <m:r>
-                      <m:t>u</m:t>
-                    </m:r>
-                  </m:e>
-                  <m:sub>
-                    <m:r>
-                      <m:t>0</m:t>
-                    </m:r>
-                  </m:sub>
-                </m:sSub>
-                <m:r>
-                  <m:rPr>
-                    <m:sty m:val="p"/>
-                  </m:rPr>
-                  <m:t>+</m:t>
-                </m:r>
-                <m:sSub>
-                  <m:e>
-                    <m:r>
-                      <m:t>u</m:t>
-                    </m:r>
-                  </m:e>
-                  <m:sub>
-                    <m:r>
-                      <m:t>1</m:t>
-                    </m:r>
-                  </m:sub>
-                </m:sSub>
-                <m:r>
-                  <m:rPr>
-                    <m:sty m:val="p"/>
-                  </m:rPr>
-                  <m:t>+</m:t>
-                </m:r>
-                <m:r>
-                  <m:rPr>
-                    <m:sty m:val="p"/>
-                  </m:rPr>
-                  <m:t>⋯</m:t>
-                </m:r>
-                <m:r>
-                  <m:rPr>
-                    <m:sty m:val="p"/>
-                  </m:rPr>
-                  <m:t>+</m:t>
-                </m:r>
-                <m:sSub>
-                  <m:e>
-                    <m:r>
-                      <m:t>u</m:t>
-                    </m:r>
-                  </m:e>
-                  <m:sub>
-                    <m:r>
-                      <m:t>n</m:t>
-                    </m:r>
-                  </m:sub>
-                </m:sSub>
-                <m:r>
-                  <m:rPr>
-                    <m:sty m:val="p"/>
-                  </m:rPr>
-                  <m:t>=</m:t>
-                </m:r>
-                <m:d>
-                  <m:dPr>
-                    <m:begChr m:val="("/>
-                    <m:endChr m:val=")"/>
-                    <m:sepChr m:val=""/>
-                    <m:grow/>
-                  </m:dPr>
-                  <m:e>
-                    <m:r>
-                      <m:t>n</m:t>
-                    </m:r>
-                    <m:r>
-                      <m:rPr>
-                        <m:sty m:val="p"/>
-                      </m:rPr>
-                      <m:t>+</m:t>
-                    </m:r>
-                    <m:r>
-                      <m:t>1</m:t>
-                    </m:r>
-                  </m:e>
-                </m:d>
-                <m:r>
-                  <m:t> </m:t>
-                </m:r>
-                <m:f>
-                  <m:fPr>
-                    <m:type m:val="bar"/>
-                  </m:fPr>
-                  <m:num>
                     <m:sSub>
                       <m:e>
                         <m:r>
@@ -9796,7 +11924,7 @@
                       </m:e>
                       <m:sub>
                         <m:r>
-                          <m:t>0</m:t>
+                          <m:t>k</m:t>
                         </m:r>
                       </m:sub>
                     </m:sSub>
@@ -9814,23 +11942,144 @@
                       </m:e>
                       <m:sub>
                         <m:r>
-                          <m:t>n</m:t>
+                          <m:t>k</m:t>
+                        </m:r>
+                        <m:r>
+                          <m:rPr>
+                            <m:sty m:val="p"/>
+                          </m:rPr>
+                          <m:t>+</m:t>
+                        </m:r>
+                        <m:r>
+                          <m:t>1</m:t>
                         </m:r>
                       </m:sub>
                     </m:sSub>
-                  </m:num>
-                  <m:den>
                     <m:r>
-                      <m:t>2</m:t>
+                      <m:rPr>
+                        <m:sty m:val="p"/>
+                      </m:rPr>
+                      <m:t>+</m:t>
                     </m:r>
-                  </m:den>
-                </m:f>
-                <m:r>
-                  <m:rPr>
-                    <m:sty m:val="p"/>
-                  </m:rPr>
-                  <m:t>.</m:t>
-                </m:r>
+                    <m:r>
+                      <m:rPr>
+                        <m:sty m:val="p"/>
+                      </m:rPr>
+                      <m:t>⋯</m:t>
+                    </m:r>
+                    <m:r>
+                      <m:rPr>
+                        <m:sty m:val="p"/>
+                      </m:rPr>
+                      <m:t>+</m:t>
+                    </m:r>
+                    <m:sSub>
+                      <m:e>
+                        <m:r>
+                          <m:t>u</m:t>
+                        </m:r>
+                      </m:e>
+                      <m:sub>
+                        <m:r>
+                          <m:t>k</m:t>
+                        </m:r>
+                        <m:r>
+                          <m:rPr>
+                            <m:sty m:val="p"/>
+                          </m:rPr>
+                          <m:t>+</m:t>
+                        </m:r>
+                        <m:r>
+                          <m:t>p</m:t>
+                        </m:r>
+                        <m:r>
+                          <m:rPr>
+                            <m:sty m:val="p"/>
+                          </m:rPr>
+                          <m:t>−</m:t>
+                        </m:r>
+                        <m:r>
+                          <m:t>1</m:t>
+                        </m:r>
+                      </m:sub>
+                    </m:sSub>
+                    <m:r>
+                      <m:rPr>
+                        <m:sty m:val="p"/>
+                      </m:rPr>
+                      <m:t>=</m:t>
+                    </m:r>
+                    <m:r>
+                      <m:t>p</m:t>
+                    </m:r>
+                    <m:r>
+                      <m:rPr>
+                        <m:sty m:val="p"/>
+                      </m:rPr>
+                      <m:t>×</m:t>
+                    </m:r>
+                    <m:f>
+                      <m:fPr>
+                        <m:type m:val="bar"/>
+                      </m:fPr>
+                      <m:num>
+                        <m:sSub>
+                          <m:e>
+                            <m:r>
+                              <m:t>u</m:t>
+                            </m:r>
+                          </m:e>
+                          <m:sub>
+                            <m:r>
+                              <m:t>k</m:t>
+                            </m:r>
+                          </m:sub>
+                        </m:sSub>
+                        <m:r>
+                          <m:rPr>
+                            <m:sty m:val="p"/>
+                          </m:rPr>
+                          <m:t>+</m:t>
+                        </m:r>
+                        <m:sSub>
+                          <m:e>
+                            <m:r>
+                              <m:t>u</m:t>
+                            </m:r>
+                          </m:e>
+                          <m:sub>
+                            <m:r>
+                              <m:t>k</m:t>
+                            </m:r>
+                            <m:r>
+                              <m:rPr>
+                                <m:sty m:val="p"/>
+                              </m:rPr>
+                              <m:t>+</m:t>
+                            </m:r>
+                            <m:r>
+                              <m:t>p</m:t>
+                            </m:r>
+                            <m:r>
+                              <m:rPr>
+                                <m:sty m:val="p"/>
+                              </m:rPr>
+                              <m:t>−</m:t>
+                            </m:r>
+                            <m:r>
+                              <m:t>1</m:t>
+                            </m:r>
+                          </m:sub>
+                        </m:sSub>
+                      </m:num>
+                      <m:den>
+                        <m:r>
+                          <m:t>2</m:t>
+                        </m:r>
+                      </m:den>
+                    </m:f>
+                  </m:e>
+                </m:borderBox>
               </m:oMath>
             </m:oMathPara>
           </w:p>
@@ -9842,6 +12091,32 @@
               <w:rPr>
                 <w:rtl/>
               </w:rPr>
+              <w:t xml:space="preserve">أي: المجموع</w:t>
+            </w:r>
+            <w:r>
+              <w:rPr>
+                <w:rtl/>
+              </w:rPr>
+              <w:t xml:space="preserve"> </w:t>
+            </w:r>
+            <m:oMath>
+              <m:r>
+                <m:rPr>
+                  <m:sty m:val="p"/>
+                </m:rPr>
+                <m:t>=</m:t>
+              </m:r>
+            </m:oMath>
+            <w:r>
+              <w:rPr>
+                <w:rtl/>
+              </w:rPr>
+              <w:t xml:space="preserve"> </w:t>
+            </w:r>
+            <w:r>
+              <w:rPr>
+                <w:rtl/>
+              </w:rPr>
               <w:t xml:space="preserve">عدد الحدود</w:t>
             </w:r>
             <w:r>
@@ -9855,8 +12130,305 @@
                 <m:rPr>
                   <m:sty m:val="p"/>
                 </m:rPr>
+                <m:t>×</m:t>
+              </m:r>
+            </m:oMath>
+            <w:r>
+              <w:rPr>
+                <w:rtl/>
+              </w:rPr>
+              <w:t xml:space="preserve"> </w:t>
+            </w:r>
+            <w:r>
+              <w:rPr>
+                <w:rtl/>
+              </w:rPr>
+              <w:t xml:space="preserve">(الحد الأول</w:t>
+            </w:r>
+            <w:r>
+              <w:rPr>
+                <w:rtl/>
+              </w:rPr>
+              <w:t xml:space="preserve"> </w:t>
+            </w:r>
+            <m:oMath>
+              <m:r>
+                <m:rPr>
+                  <m:sty m:val="p"/>
+                </m:rPr>
+                <m:t>+</m:t>
+              </m:r>
+            </m:oMath>
+            <w:r>
+              <w:rPr>
+                <w:rtl/>
+              </w:rPr>
+              <w:t xml:space="preserve"> </w:t>
+            </w:r>
+            <w:r>
+              <w:rPr>
+                <w:rtl/>
+              </w:rPr>
+              <w:t xml:space="preserve">الحد الأخير)</w:t>
+            </w:r>
+            <w:r>
+              <w:rPr>
+                <w:rtl/>
+              </w:rPr>
+              <w:t xml:space="preserve"> </w:t>
+            </w:r>
+            <m:oMath>
+              <m:r>
+                <m:rPr>
+                  <m:sty m:val="p"/>
+                </m:rPr>
+                <m:t>÷</m:t>
+              </m:r>
+              <m:r>
+                <m:t> </m:t>
+              </m:r>
+              <m:r>
+                <m:t>2</m:t>
+              </m:r>
+            </m:oMath>
+            <w:r>
+              <w:rPr>
+                <w:rtl/>
+              </w:rPr>
+              <w:t xml:space="preserve">.  حالة خاصة (</w:t>
+            </w:r>
+            <m:oMath>
+              <m:r>
+                <m:t>k</m:t>
+              </m:r>
+              <m:r>
+                <m:rPr>
+                  <m:sty m:val="p"/>
+                </m:rPr>
                 <m:t>=</m:t>
               </m:r>
+              <m:r>
+                <m:t>0</m:t>
+              </m:r>
+            </m:oMath>
+            <w:r>
+              <w:rPr>
+                <w:rtl/>
+              </w:rPr>
+              <w:t xml:space="preserve"> </w:t>
+            </w:r>
+            <w:r>
+              <w:rPr>
+                <w:rtl/>
+              </w:rPr>
+              <w:t xml:space="preserve">،</w:t>
+            </w:r>
+            <w:r>
+              <w:rPr>
+                <w:rtl/>
+              </w:rPr>
+              <w:t xml:space="preserve"> </w:t>
+            </w:r>
+            <m:oMath>
+              <m:r>
+                <m:t>p</m:t>
+              </m:r>
+              <m:r>
+                <m:rPr>
+                  <m:sty m:val="p"/>
+                </m:rPr>
+                <m:t>=</m:t>
+              </m:r>
+              <m:r>
+                <m:t>n</m:t>
+              </m:r>
+              <m:r>
+                <m:rPr>
+                  <m:sty m:val="p"/>
+                </m:rPr>
+                <m:t>+</m:t>
+              </m:r>
+              <m:r>
+                <m:t>1</m:t>
+              </m:r>
+            </m:oMath>
+            <w:r>
+              <w:rPr>
+                <w:rtl/>
+              </w:rPr>
+              <w:t xml:space="preserve">):</w:t>
+            </w:r>
+            <w:r>
+              <w:rPr>
+                <w:rtl/>
+              </w:rPr>
+              <w:t xml:space="preserve"> </w:t>
+            </w:r>
+            <m:oMath>
+              <m:sSub>
+                <m:e>
+                  <m:r>
+                    <m:t>u</m:t>
+                  </m:r>
+                </m:e>
+                <m:sub>
+                  <m:r>
+                    <m:t>0</m:t>
+                  </m:r>
+                </m:sub>
+              </m:sSub>
+              <m:r>
+                <m:rPr>
+                  <m:sty m:val="p"/>
+                </m:rPr>
+                <m:t>+</m:t>
+              </m:r>
+              <m:sSub>
+                <m:e>
+                  <m:r>
+                    <m:t>u</m:t>
+                  </m:r>
+                </m:e>
+                <m:sub>
+                  <m:r>
+                    <m:t>1</m:t>
+                  </m:r>
+                </m:sub>
+              </m:sSub>
+              <m:r>
+                <m:rPr>
+                  <m:sty m:val="p"/>
+                </m:rPr>
+                <m:t>+</m:t>
+              </m:r>
+              <m:r>
+                <m:rPr>
+                  <m:sty m:val="p"/>
+                </m:rPr>
+                <m:t>⋯</m:t>
+              </m:r>
+              <m:r>
+                <m:rPr>
+                  <m:sty m:val="p"/>
+                </m:rPr>
+                <m:t>+</m:t>
+              </m:r>
+              <m:sSub>
+                <m:e>
+                  <m:r>
+                    <m:t>u</m:t>
+                  </m:r>
+                </m:e>
+                <m:sub>
+                  <m:r>
+                    <m:t>n</m:t>
+                  </m:r>
+                </m:sub>
+              </m:sSub>
+              <m:r>
+                <m:rPr>
+                  <m:sty m:val="p"/>
+                </m:rPr>
+                <m:t>=</m:t>
+              </m:r>
+              <m:d>
+                <m:dPr>
+                  <m:begChr m:val="("/>
+                  <m:endChr m:val=")"/>
+                  <m:sepChr m:val=""/>
+                  <m:grow/>
+                </m:dPr>
+                <m:e>
+                  <m:r>
+                    <m:t>n</m:t>
+                  </m:r>
+                  <m:r>
+                    <m:rPr>
+                      <m:sty m:val="p"/>
+                    </m:rPr>
+                    <m:t>+</m:t>
+                  </m:r>
+                  <m:r>
+                    <m:t>1</m:t>
+                  </m:r>
+                </m:e>
+              </m:d>
+              <m:f>
+                <m:fPr>
+                  <m:type m:val="bar"/>
+                </m:fPr>
+                <m:num>
+                  <m:sSub>
+                    <m:e>
+                      <m:r>
+                        <m:t>u</m:t>
+                      </m:r>
+                    </m:e>
+                    <m:sub>
+                      <m:r>
+                        <m:t>0</m:t>
+                      </m:r>
+                    </m:sub>
+                  </m:sSub>
+                  <m:r>
+                    <m:rPr>
+                      <m:sty m:val="p"/>
+                    </m:rPr>
+                    <m:t>+</m:t>
+                  </m:r>
+                  <m:sSub>
+                    <m:e>
+                      <m:r>
+                        <m:t>u</m:t>
+                      </m:r>
+                    </m:e>
+                    <m:sub>
+                      <m:r>
+                        <m:t>n</m:t>
+                      </m:r>
+                    </m:sub>
+                  </m:sSub>
+                </m:num>
+                <m:den>
+                  <m:r>
+                    <m:t>2</m:t>
+                  </m:r>
+                </m:den>
+              </m:f>
+            </m:oMath>
+            <w:r>
+              <w:rPr>
+                <w:rtl/>
+              </w:rPr>
+              <w:t xml:space="preserve">.</w:t>
+            </w:r>
+          </w:p>
+          <w:p>
+            <w:pPr>
+              <w:bidi/>
+            </w:pPr>
+            <w:r>
+              <w:rPr>
+                <w:rtl/>
+              </w:rPr>
+              <w:t xml:space="preserve">عدد الحدود</w:t>
+            </w:r>
+            <w:r>
+              <w:rPr>
+                <w:rtl/>
+              </w:rPr>
+              <w:t xml:space="preserve"> </w:t>
+            </w:r>
+            <m:oMath>
+              <m:r>
+                <m:t>p</m:t>
+              </m:r>
+              <m:r>
+                <m:rPr>
+                  <m:sty m:val="p"/>
+                </m:rPr>
+                <m:t>=</m:t>
+              </m:r>
             </m:oMath>
             <w:r>
               <w:rPr>
@@ -9917,7 +12489,7 @@
               <w:rPr>
                 <w:rtl/>
               </w:rPr>
-              <w:t xml:space="preserve">.  حالة خاصة:</w:t>
+              <w:t xml:space="preserve">.  مثال:</w:t>
             </w:r>
             <w:r>
               <w:rPr>
@@ -10007,7 +12579,33 @@
               <w:rPr>
                 <w:rtl/>
               </w:rPr>
-              <w:t xml:space="preserve">.</w:t>
+              <w:t xml:space="preserve"> </w:t>
+            </w:r>
+            <w:r>
+              <w:rPr>
+                <w:rtl/>
+              </w:rPr>
+              <w:t xml:space="preserve">(</w:t>
+            </w:r>
+            <m:oMath>
+              <m:r>
+                <m:t>p</m:t>
+              </m:r>
+              <m:r>
+                <m:rPr>
+                  <m:sty m:val="p"/>
+                </m:rPr>
+                <m:t>=</m:t>
+              </m:r>
+              <m:r>
+                <m:t>n</m:t>
+              </m:r>
+            </m:oMath>
+            <w:r>
+              <w:rPr>
+                <w:rtl/>
+              </w:rPr>
+              <w:t xml:space="preserve">).</w:t>
             </w:r>
           </w:p>
         </w:tc>
@@ -10078,7 +12676,7 @@
             <w:pPr>
               <w:numPr>
                 <w:ilvl w:val="0"/>
-                <w:numId w:val="1008"/>
+                <w:numId w:val="1010"/>
               </w:numPr>
               <w:bidi/>
             </w:pPr>
@@ -10257,7 +12855,7 @@
             <w:pPr>
               <w:numPr>
                 <w:ilvl w:val="0"/>
-                <w:numId w:val="1008"/>
+                <w:numId w:val="1010"/>
               </w:numPr>
               <w:bidi/>
             </w:pPr>
@@ -10478,12 +13076,85 @@
                   </m:r>
                 </m:sub>
               </m:sSub>
+            </m:oMath>
+            <w:r>
+              <w:rPr>
+                <w:rtl/>
+              </w:rPr>
+              <w:t xml:space="preserve"> </w:t>
+            </w:r>
+            <w:r>
+              <w:rPr>
+                <w:rtl/>
+              </w:rPr>
+              <w:t xml:space="preserve">مجموع</w:t>
+            </w:r>
+            <w:r>
+              <w:rPr>
+                <w:rtl/>
+              </w:rPr>
+              <w:t xml:space="preserve"> </w:t>
+            </w:r>
+            <m:oMath>
+              <m:r>
+                <m:t>p</m:t>
+              </m:r>
               <m:r>
                 <m:rPr>
                   <m:sty m:val="p"/>
                 </m:rPr>
                 <m:t>=</m:t>
               </m:r>
+              <m:r>
+                <m:t>32</m:t>
+              </m:r>
+              <m:r>
+                <m:rPr>
+                  <m:sty m:val="p"/>
+                </m:rPr>
+                <m:t>−</m:t>
+              </m:r>
+              <m:r>
+                <m:t>0</m:t>
+              </m:r>
+              <m:r>
+                <m:rPr>
+                  <m:sty m:val="p"/>
+                </m:rPr>
+                <m:t>+</m:t>
+              </m:r>
+              <m:r>
+                <m:t>1</m:t>
+              </m:r>
+              <m:r>
+                <m:rPr>
+                  <m:sty m:val="p"/>
+                </m:rPr>
+                <m:t>=</m:t>
+              </m:r>
+              <m:r>
+                <m:t>33</m:t>
+              </m:r>
+            </m:oMath>
+            <w:r>
+              <w:rPr>
+                <w:rtl/>
+              </w:rPr>
+              <w:t xml:space="preserve"> </w:t>
+            </w:r>
+            <w:r>
+              <w:rPr>
+                <w:rtl/>
+              </w:rPr>
+              <w:t xml:space="preserve">حداً:</w:t>
+            </w:r>
+            <w:r>
+              <w:rPr>
+                <w:rtl/>
+              </w:rPr>
+              <w:t xml:space="preserve"> </w:t>
+            </w:r>
+            <m:oMath>
               <m:r>
                 <m:t>33</m:t>
               </m:r>
@@ -10547,8 +13218,8 @@
         <w:spacing w:before="0" w:after="0"/>
       </w:pPr>
     </w:p>
-    <w:bookmarkEnd w:id="25"/>
-    <w:bookmarkStart w:id="26" w:name="المتتاليات-الهندسية"/>
+    <w:bookmarkEnd w:id="24"/>
+    <w:bookmarkStart w:id="25" w:name="المتتاليات-الهندسية"/>
     <w:p>
       <w:pPr>
         <w:pStyle w:val="Heading1"/>
@@ -10559,7 +13230,7 @@
           <w:rStyle w:val="SectionNumber"/>
           <w:rtl/>
         </w:rPr>
-        <w:t xml:space="preserve">7</w:t>
+        <w:t xml:space="preserve">6</w:t>
       </w:r>
       <w:r>
         <w:rPr>
@@ -11216,7 +13887,7 @@
             <w:pPr>
               <w:numPr>
                 <w:ilvl w:val="0"/>
-                <w:numId w:val="1009"/>
+                <w:numId w:val="1011"/>
               </w:numPr>
               <w:bidi/>
             </w:pPr>
@@ -11418,7 +14089,7 @@
             <w:pPr>
               <w:numPr>
                 <w:ilvl w:val="0"/>
-                <w:numId w:val="1009"/>
+                <w:numId w:val="1011"/>
               </w:numPr>
               <w:bidi/>
             </w:pPr>
@@ -11627,7 +14298,7 @@
             <w:pPr>
               <w:numPr>
                 <w:ilvl w:val="0"/>
-                <w:numId w:val="1010"/>
+                <w:numId w:val="1012"/>
               </w:numPr>
               <w:bidi/>
             </w:pPr>
@@ -11771,7 +14442,7 @@
             <w:pPr>
               <w:numPr>
                 <w:ilvl w:val="0"/>
-                <w:numId w:val="1010"/>
+                <w:numId w:val="1012"/>
               </w:numPr>
               <w:bidi/>
             </w:pPr>
@@ -12276,7 +14947,44 @@
                 <w:color w:val="FFFFFF"/>
                 <w:rtl/>
               </w:rPr>
-              <w:t xml:space="preserve">مجموع حدود متتابعة (</w:t>
+              <w:t xml:space="preserve">مجموع</w:t>
+            </w:r>
+            <w:r>
+              <w:rPr>
+                <w:b/>
+                <w:bCs/>
+                <w:color w:val="FFFFFF"/>
+                <w:rtl/>
+              </w:rPr>
+              <w:t xml:space="preserve"> </w:t>
+            </w:r>
+            <m:oMath>
+              <m:r>
+                <w:rPr>
+                  <w:b/>
+                  <w:bCs/>
+                  <w:color w:val="FFFFFF"/>
+                </w:rPr>
+                <m:t>p</m:t>
+              </m:r>
+            </m:oMath>
+            <w:r>
+              <w:rPr>
+                <w:b/>
+                <w:bCs/>
+                <w:color w:val="FFFFFF"/>
+                <w:rtl/>
+              </w:rPr>
+              <w:t xml:space="preserve"> </w:t>
+            </w:r>
+            <w:r>
+              <w:rPr>
+                <w:b/>
+                <w:bCs/>
+                <w:color w:val="FFFFFF"/>
+                <w:rtl/>
+              </w:rPr>
+              <w:t xml:space="preserve">حداً متعاقباً (</w:t>
             </w:r>
             <m:oMath>
               <m:r>
@@ -12325,6 +15033,66 @@
             <w:tcW w:w="9864" w:type="dxa"/>
             <w:shd w:val="clear" w:color="auto" w:fill="FBF4F4"/>
           </w:tcPr>
+          <w:p>
+            <w:pPr>
+              <w:bidi/>
+            </w:pPr>
+            <w:r>
+              <w:rPr>
+                <w:rtl/>
+              </w:rPr>
+              <w:t xml:space="preserve">مجموع</w:t>
+            </w:r>
+            <w:r>
+              <w:rPr>
+                <w:rtl/>
+              </w:rPr>
+              <w:t xml:space="preserve"> </w:t>
+            </w:r>
+            <m:oMath>
+              <m:r>
+                <m:t>p</m:t>
+              </m:r>
+            </m:oMath>
+            <w:r>
+              <w:rPr>
+                <w:rtl/>
+              </w:rPr>
+              <w:t xml:space="preserve"> </w:t>
+            </w:r>
+            <w:r>
+              <w:rPr>
+                <w:rtl/>
+              </w:rPr>
+              <w:t xml:space="preserve">حداً متعاقباً أولها</w:t>
+            </w:r>
+            <w:r>
+              <w:rPr>
+                <w:rtl/>
+              </w:rPr>
+              <w:t xml:space="preserve"> </w:t>
+            </w:r>
+            <m:oMath>
+              <m:sSub>
+                <m:e>
+                  <m:r>
+                    <m:t>u</m:t>
+                  </m:r>
+                </m:e>
+                <m:sub>
+                  <m:r>
+                    <m:t>k</m:t>
+                  </m:r>
+                </m:sub>
+              </m:sSub>
+            </m:oMath>
+            <w:r>
+              <w:rPr>
+                <w:rtl/>
+              </w:rPr>
+              <w:t xml:space="preserve">:</w:t>
+            </w:r>
+          </w:p>
           <w:p>
             <w:pPr>
               <w:bidi/>
@@ -12345,13 +15113,111 @@
                       </m:rPr>
                       <m:t>=</m:t>
                     </m:r>
+                    <m:sSub>
+                      <m:e>
+                        <m:r>
+                          <m:t>u</m:t>
+                        </m:r>
+                      </m:e>
+                      <m:sub>
+                        <m:r>
+                          <m:t>k</m:t>
+                        </m:r>
+                      </m:sub>
+                    </m:sSub>
                     <m:r>
                       <m:rPr>
-                        <m:nor/>
                         <m:sty m:val="p"/>
                       </m:rPr>
-                      <m:t>الحد الأول</m:t>
+                      <m:t>+</m:t>
                     </m:r>
+                    <m:sSub>
+                      <m:e>
+                        <m:r>
+                          <m:t>u</m:t>
+                        </m:r>
+                      </m:e>
+                      <m:sub>
+                        <m:r>
+                          <m:t>k</m:t>
+                        </m:r>
+                        <m:r>
+                          <m:rPr>
+                            <m:sty m:val="p"/>
+                          </m:rPr>
+                          <m:t>+</m:t>
+                        </m:r>
+                        <m:r>
+                          <m:t>1</m:t>
+                        </m:r>
+                      </m:sub>
+                    </m:sSub>
+                    <m:r>
+                      <m:rPr>
+                        <m:sty m:val="p"/>
+                      </m:rPr>
+                      <m:t>+</m:t>
+                    </m:r>
+                    <m:r>
+                      <m:rPr>
+                        <m:sty m:val="p"/>
+                      </m:rPr>
+                      <m:t>⋯</m:t>
+                    </m:r>
+                    <m:r>
+                      <m:rPr>
+                        <m:sty m:val="p"/>
+                      </m:rPr>
+                      <m:t>+</m:t>
+                    </m:r>
+                    <m:sSub>
+                      <m:e>
+                        <m:r>
+                          <m:t>u</m:t>
+                        </m:r>
+                      </m:e>
+                      <m:sub>
+                        <m:r>
+                          <m:t>k</m:t>
+                        </m:r>
+                        <m:r>
+                          <m:rPr>
+                            <m:sty m:val="p"/>
+                          </m:rPr>
+                          <m:t>+</m:t>
+                        </m:r>
+                        <m:r>
+                          <m:t>p</m:t>
+                        </m:r>
+                        <m:r>
+                          <m:rPr>
+                            <m:sty m:val="p"/>
+                          </m:rPr>
+                          <m:t>−</m:t>
+                        </m:r>
+                        <m:r>
+                          <m:t>1</m:t>
+                        </m:r>
+                      </m:sub>
+                    </m:sSub>
+                    <m:r>
+                      <m:rPr>
+                        <m:sty m:val="p"/>
+                      </m:rPr>
+                      <m:t>=</m:t>
+                    </m:r>
+                    <m:sSub>
+                      <m:e>
+                        <m:r>
+                          <m:t>u</m:t>
+                        </m:r>
+                      </m:e>
+                      <m:sub>
+                        <m:r>
+                          <m:t>k</m:t>
+                        </m:r>
+                      </m:sub>
+                    </m:sSub>
                     <m:r>
                       <m:rPr>
                         <m:sty m:val="p"/>
@@ -12380,14 +15246,7 @@
                           </m:e>
                           <m:sup>
                             <m:r>
-                              <m:t> </m:t>
-                            </m:r>
-                            <m:r>
-                              <m:rPr>
-                                <m:nor/>
-                                <m:sty m:val="p"/>
-                              </m:rPr>
-                              <m:t>عدد الحدود</m:t>
+                              <m:t>p</m:t>
                             </m:r>
                           </m:sup>
                         </m:sSup>
@@ -12409,156 +15268,6 @@
                     </m:f>
                   </m:e>
                 </m:borderBox>
-                <m:r>
-                  <m:t>  </m:t>
-                </m:r>
-                <m:r>
-                  <m:rPr>
-                    <m:sty m:val="p"/>
-                  </m:rPr>
-                  <m:t>;</m:t>
-                </m:r>
-                <m:r>
-                  <m:t>  </m:t>
-                </m:r>
-                <m:sSub>
-                  <m:e>
-                    <m:r>
-                      <m:t>u</m:t>
-                    </m:r>
-                  </m:e>
-                  <m:sub>
-                    <m:r>
-                      <m:t>0</m:t>
-                    </m:r>
-                  </m:sub>
-                </m:sSub>
-                <m:r>
-                  <m:rPr>
-                    <m:sty m:val="p"/>
-                  </m:rPr>
-                  <m:t>+</m:t>
-                </m:r>
-                <m:sSub>
-                  <m:e>
-                    <m:r>
-                      <m:t>u</m:t>
-                    </m:r>
-                  </m:e>
-                  <m:sub>
-                    <m:r>
-                      <m:t>1</m:t>
-                    </m:r>
-                  </m:sub>
-                </m:sSub>
-                <m:r>
-                  <m:rPr>
-                    <m:sty m:val="p"/>
-                  </m:rPr>
-                  <m:t>+</m:t>
-                </m:r>
-                <m:r>
-                  <m:rPr>
-                    <m:sty m:val="p"/>
-                  </m:rPr>
-                  <m:t>⋯</m:t>
-                </m:r>
-                <m:r>
-                  <m:rPr>
-                    <m:sty m:val="p"/>
-                  </m:rPr>
-                  <m:t>+</m:t>
-                </m:r>
-                <m:sSub>
-                  <m:e>
-                    <m:r>
-                      <m:t>u</m:t>
-                    </m:r>
-                  </m:e>
-                  <m:sub>
-                    <m:r>
-                      <m:t>n</m:t>
-                    </m:r>
-                  </m:sub>
-                </m:sSub>
-                <m:r>
-                  <m:rPr>
-                    <m:sty m:val="p"/>
-                  </m:rPr>
-                  <m:t>=</m:t>
-                </m:r>
-                <m:sSub>
-                  <m:e>
-                    <m:r>
-                      <m:t>u</m:t>
-                    </m:r>
-                  </m:e>
-                  <m:sub>
-                    <m:r>
-                      <m:t>0</m:t>
-                    </m:r>
-                  </m:sub>
-                </m:sSub>
-                <m:r>
-                  <m:t> </m:t>
-                </m:r>
-                <m:f>
-                  <m:fPr>
-                    <m:type m:val="bar"/>
-                  </m:fPr>
-                  <m:num>
-                    <m:r>
-                      <m:t>1</m:t>
-                    </m:r>
-                    <m:r>
-                      <m:rPr>
-                        <m:sty m:val="p"/>
-                      </m:rPr>
-                      <m:t>−</m:t>
-                    </m:r>
-                    <m:sSup>
-                      <m:e>
-                        <m:r>
-                          <m:t>q</m:t>
-                        </m:r>
-                      </m:e>
-                      <m:sup>
-                        <m:r>
-                          <m:t>n</m:t>
-                        </m:r>
-                        <m:r>
-                          <m:rPr>
-                            <m:sty m:val="p"/>
-                          </m:rPr>
-                          <m:t>+</m:t>
-                        </m:r>
-                        <m:r>
-                          <m:t>1</m:t>
-                        </m:r>
-                      </m:sup>
-                    </m:sSup>
-                  </m:num>
-                  <m:den>
-                    <m:r>
-                      <m:t>1</m:t>
-                    </m:r>
-                    <m:r>
-                      <m:rPr>
-                        <m:sty m:val="p"/>
-                      </m:rPr>
-                      <m:t>−</m:t>
-                    </m:r>
-                    <m:r>
-                      <m:t>q</m:t>
-                    </m:r>
-                  </m:den>
-                </m:f>
-                <m:r>
-                  <m:rPr>
-                    <m:sty m:val="p"/>
-                  </m:rPr>
-                  <m:t>.</m:t>
-                </m:r>
               </m:oMath>
             </m:oMathPara>
           </w:p>
@@ -12570,105 +15279,193 @@
               <w:rPr>
                 <w:rtl/>
               </w:rPr>
-              <w:t xml:space="preserve">إذا كان</w:t>
-            </w:r>
-            <w:r>
-              <w:rPr>
-                <w:rtl/>
-              </w:rPr>
-              <w:t xml:space="preserve"> </w:t>
-            </w:r>
-            <m:oMath>
-              <m:r>
-                <m:t>q</m:t>
-              </m:r>
+              <w:t xml:space="preserve">أي: المجموع</w:t>
+            </w:r>
+            <w:r>
+              <w:rPr>
+                <w:rtl/>
+              </w:rPr>
+              <w:t xml:space="preserve"> </w:t>
+            </w:r>
+            <m:oMath>
               <m:r>
                 <m:rPr>
                   <m:sty m:val="p"/>
                 </m:rPr>
                 <m:t>=</m:t>
               </m:r>
-              <m:r>
-                <m:t>1</m:t>
-              </m:r>
-            </m:oMath>
-            <w:r>
-              <w:rPr>
-                <w:rtl/>
-              </w:rPr>
-              <w:t xml:space="preserve">:  </w:t>
-            </w:r>
-            <m:oMath>
-              <m:sSub>
-                <m:e>
-                  <m:r>
-                    <m:t>u</m:t>
-                  </m:r>
-                </m:e>
-                <m:sub>
-                  <m:r>
-                    <m:t>0</m:t>
-                  </m:r>
-                </m:sub>
-              </m:sSub>
-              <m:r>
-                <m:rPr>
-                  <m:sty m:val="p"/>
-                </m:rPr>
-                <m:t>+</m:t>
-              </m:r>
-              <m:r>
-                <m:rPr>
-                  <m:sty m:val="p"/>
-                </m:rPr>
-                <m:t>⋯</m:t>
-              </m:r>
-              <m:r>
-                <m:rPr>
-                  <m:sty m:val="p"/>
-                </m:rPr>
-                <m:t>+</m:t>
-              </m:r>
-              <m:sSub>
-                <m:e>
-                  <m:r>
-                    <m:t>u</m:t>
-                  </m:r>
-                </m:e>
-                <m:sub>
-                  <m:r>
-                    <m:t>n</m:t>
-                  </m:r>
-                </m:sub>
-              </m:sSub>
-              <m:r>
-                <m:rPr>
-                  <m:sty m:val="p"/>
-                </m:rPr>
-                <m:t>=</m:t>
-              </m:r>
-              <m:d>
-                <m:dPr>
-                  <m:begChr m:val="("/>
-                  <m:endChr m:val=")"/>
-                  <m:sepChr m:val=""/>
-                  <m:grow/>
-                </m:dPr>
-                <m:e>
-                  <m:r>
-                    <m:t>n</m:t>
+            </m:oMath>
+            <w:r>
+              <w:rPr>
+                <w:rtl/>
+              </w:rPr>
+              <w:t xml:space="preserve"> </w:t>
+            </w:r>
+            <w:r>
+              <w:rPr>
+                <w:rtl/>
+              </w:rPr>
+              <w:t xml:space="preserve">الحد الأول</w:t>
+            </w:r>
+            <w:r>
+              <w:rPr>
+                <w:rtl/>
+              </w:rPr>
+              <w:t xml:space="preserve"> </w:t>
+            </w:r>
+            <m:oMath>
+              <m:r>
+                <m:rPr>
+                  <m:sty m:val="p"/>
+                </m:rPr>
+                <m:t>×</m:t>
+              </m:r>
+              <m:f>
+                <m:fPr>
+                  <m:type m:val="bar"/>
+                </m:fPr>
+                <m:num>
+                  <m:r>
+                    <m:t>1</m:t>
                   </m:r>
                   <m:r>
                     <m:rPr>
                       <m:sty m:val="p"/>
                     </m:rPr>
-                    <m:t>+</m:t>
-                  </m:r>
+                    <m:t>−</m:t>
+                  </m:r>
+                  <m:sSup>
+                    <m:e>
+                      <m:r>
+                        <m:t>q</m:t>
+                      </m:r>
+                    </m:e>
+                    <m:sup>
+                      <m:r>
+                        <m:t>p</m:t>
+                      </m:r>
+                    </m:sup>
+                  </m:sSup>
+                </m:num>
+                <m:den>
                   <m:r>
                     <m:t>1</m:t>
                   </m:r>
-                </m:e>
-              </m:d>
+                  <m:r>
+                    <m:rPr>
+                      <m:sty m:val="p"/>
+                    </m:rPr>
+                    <m:t>−</m:t>
+                  </m:r>
+                  <m:r>
+                    <m:t>q</m:t>
+                  </m:r>
+                </m:den>
+              </m:f>
+            </m:oMath>
+            <w:r>
+              <w:rPr>
+                <w:rtl/>
+              </w:rPr>
+              <w:t xml:space="preserve"> </w:t>
+            </w:r>
+            <w:r>
+              <w:rPr>
+                <w:rtl/>
+              </w:rPr>
+              <w:t xml:space="preserve">، حيث</w:t>
+            </w:r>
+            <w:r>
+              <w:rPr>
+                <w:rtl/>
+              </w:rPr>
+              <w:t xml:space="preserve"> </w:t>
+            </w:r>
+            <m:oMath>
+              <m:r>
+                <m:t>p</m:t>
+              </m:r>
+            </m:oMath>
+            <w:r>
+              <w:rPr>
+                <w:rtl/>
+              </w:rPr>
+              <w:t xml:space="preserve"> </w:t>
+            </w:r>
+            <w:r>
+              <w:rPr>
+                <w:rtl/>
+              </w:rPr>
+              <w:t xml:space="preserve">عدد الحدود.  حالة خاصة (</w:t>
+            </w:r>
+            <m:oMath>
+              <m:r>
+                <m:t>k</m:t>
+              </m:r>
+              <m:r>
+                <m:rPr>
+                  <m:sty m:val="p"/>
+                </m:rPr>
+                <m:t>=</m:t>
+              </m:r>
+              <m:r>
+                <m:t>0</m:t>
+              </m:r>
+            </m:oMath>
+            <w:r>
+              <w:rPr>
+                <w:rtl/>
+              </w:rPr>
+              <w:t xml:space="preserve"> </w:t>
+            </w:r>
+            <w:r>
+              <w:rPr>
+                <w:rtl/>
+              </w:rPr>
+              <w:t xml:space="preserve">،</w:t>
+            </w:r>
+            <w:r>
+              <w:rPr>
+                <w:rtl/>
+              </w:rPr>
+              <w:t xml:space="preserve"> </w:t>
+            </w:r>
+            <m:oMath>
+              <m:r>
+                <m:t>p</m:t>
+              </m:r>
+              <m:r>
+                <m:rPr>
+                  <m:sty m:val="p"/>
+                </m:rPr>
+                <m:t>=</m:t>
+              </m:r>
+              <m:r>
+                <m:t>n</m:t>
+              </m:r>
+              <m:r>
+                <m:rPr>
+                  <m:sty m:val="p"/>
+                </m:rPr>
+                <m:t>+</m:t>
+              </m:r>
+              <m:r>
+                <m:t>1</m:t>
+              </m:r>
+            </m:oMath>
+            <w:r>
+              <w:rPr>
+                <w:rtl/>
+              </w:rPr>
+              <w:t xml:space="preserve">):</w:t>
+            </w:r>
+            <w:r>
+              <w:rPr>
+                <w:rtl/>
+              </w:rPr>
+              <w:t xml:space="preserve"> </w:t>
+            </w:r>
+            <m:oMath>
               <m:sSub>
                 <m:e>
                   <m:r>
@@ -12678,6 +15475,201 @@
                 <m:sub>
                   <m:r>
                     <m:t>0</m:t>
+                  </m:r>
+                </m:sub>
+              </m:sSub>
+              <m:r>
+                <m:rPr>
+                  <m:sty m:val="p"/>
+                </m:rPr>
+                <m:t>+</m:t>
+              </m:r>
+              <m:sSub>
+                <m:e>
+                  <m:r>
+                    <m:t>u</m:t>
+                  </m:r>
+                </m:e>
+                <m:sub>
+                  <m:r>
+                    <m:t>1</m:t>
+                  </m:r>
+                </m:sub>
+              </m:sSub>
+              <m:r>
+                <m:rPr>
+                  <m:sty m:val="p"/>
+                </m:rPr>
+                <m:t>+</m:t>
+              </m:r>
+              <m:r>
+                <m:rPr>
+                  <m:sty m:val="p"/>
+                </m:rPr>
+                <m:t>⋯</m:t>
+              </m:r>
+              <m:r>
+                <m:rPr>
+                  <m:sty m:val="p"/>
+                </m:rPr>
+                <m:t>+</m:t>
+              </m:r>
+              <m:sSub>
+                <m:e>
+                  <m:r>
+                    <m:t>u</m:t>
+                  </m:r>
+                </m:e>
+                <m:sub>
+                  <m:r>
+                    <m:t>n</m:t>
+                  </m:r>
+                </m:sub>
+              </m:sSub>
+              <m:r>
+                <m:rPr>
+                  <m:sty m:val="p"/>
+                </m:rPr>
+                <m:t>=</m:t>
+              </m:r>
+              <m:sSub>
+                <m:e>
+                  <m:r>
+                    <m:t>u</m:t>
+                  </m:r>
+                </m:e>
+                <m:sub>
+                  <m:r>
+                    <m:t>0</m:t>
+                  </m:r>
+                </m:sub>
+              </m:sSub>
+              <m:r>
+                <m:t> </m:t>
+              </m:r>
+              <m:f>
+                <m:fPr>
+                  <m:type m:val="bar"/>
+                </m:fPr>
+                <m:num>
+                  <m:r>
+                    <m:t>1</m:t>
+                  </m:r>
+                  <m:r>
+                    <m:rPr>
+                      <m:sty m:val="p"/>
+                    </m:rPr>
+                    <m:t>−</m:t>
+                  </m:r>
+                  <m:sSup>
+                    <m:e>
+                      <m:r>
+                        <m:t>q</m:t>
+                      </m:r>
+                    </m:e>
+                    <m:sup>
+                      <m:r>
+                        <m:t>n</m:t>
+                      </m:r>
+                      <m:r>
+                        <m:rPr>
+                          <m:sty m:val="p"/>
+                        </m:rPr>
+                        <m:t>+</m:t>
+                      </m:r>
+                      <m:r>
+                        <m:t>1</m:t>
+                      </m:r>
+                    </m:sup>
+                  </m:sSup>
+                </m:num>
+                <m:den>
+                  <m:r>
+                    <m:t>1</m:t>
+                  </m:r>
+                  <m:r>
+                    <m:rPr>
+                      <m:sty m:val="p"/>
+                    </m:rPr>
+                    <m:t>−</m:t>
+                  </m:r>
+                  <m:r>
+                    <m:t>q</m:t>
+                  </m:r>
+                </m:den>
+              </m:f>
+            </m:oMath>
+            <w:r>
+              <w:rPr>
+                <w:rtl/>
+              </w:rPr>
+              <w:t xml:space="preserve">.</w:t>
+            </w:r>
+          </w:p>
+          <w:p>
+            <w:pPr>
+              <w:bidi/>
+            </w:pPr>
+            <w:r>
+              <w:rPr>
+                <w:rtl/>
+              </w:rPr>
+              <w:t xml:space="preserve">إذا كان</w:t>
+            </w:r>
+            <w:r>
+              <w:rPr>
+                <w:rtl/>
+              </w:rPr>
+              <w:t xml:space="preserve"> </w:t>
+            </w:r>
+            <m:oMath>
+              <m:r>
+                <m:t>q</m:t>
+              </m:r>
+              <m:r>
+                <m:rPr>
+                  <m:sty m:val="p"/>
+                </m:rPr>
+                <m:t>=</m:t>
+              </m:r>
+              <m:r>
+                <m:t>1</m:t>
+              </m:r>
+            </m:oMath>
+            <w:r>
+              <w:rPr>
+                <w:rtl/>
+              </w:rPr>
+              <w:t xml:space="preserve">:  </w:t>
+            </w:r>
+            <m:oMath>
+              <m:r>
+                <m:t>S</m:t>
+              </m:r>
+              <m:r>
+                <m:rPr>
+                  <m:sty m:val="p"/>
+                </m:rPr>
+                <m:t>=</m:t>
+              </m:r>
+              <m:r>
+                <m:t>p</m:t>
+              </m:r>
+              <m:r>
+                <m:rPr>
+                  <m:sty m:val="p"/>
+                </m:rPr>
+                <m:t>×</m:t>
+              </m:r>
+              <m:sSub>
+                <m:e>
+                  <m:r>
+                    <m:t>u</m:t>
+                  </m:r>
+                </m:e>
+                <m:sub>
+                  <m:r>
+                    <m:t>k</m:t>
                   </m:r>
                 </m:sub>
               </m:sSub>
@@ -12757,7 +15749,7 @@
             <w:pPr>
               <w:numPr>
                 <w:ilvl w:val="0"/>
-                <w:numId w:val="1011"/>
+                <w:numId w:val="1013"/>
               </w:numPr>
               <w:bidi/>
             </w:pPr>
@@ -13002,7 +15994,7 @@
             <w:pPr>
               <w:numPr>
                 <w:ilvl w:val="0"/>
-                <w:numId w:val="1011"/>
+                <w:numId w:val="1013"/>
               </w:numPr>
               <w:bidi/>
             </w:pPr>
@@ -13110,12 +16102,67 @@
                   </m:r>
                 </m:sub>
               </m:sSub>
+            </m:oMath>
+            <w:r>
+              <w:rPr>
+                <w:rtl/>
+              </w:rPr>
+              <w:t xml:space="preserve"> </w:t>
+            </w:r>
+            <w:r>
+              <w:rPr>
+                <w:rtl/>
+              </w:rPr>
+              <w:t xml:space="preserve">مجموع</w:t>
+            </w:r>
+            <w:r>
+              <w:rPr>
+                <w:rtl/>
+              </w:rPr>
+              <w:t xml:space="preserve"> </w:t>
+            </w:r>
+            <m:oMath>
+              <m:r>
+                <m:t>p</m:t>
+              </m:r>
               <m:r>
                 <m:rPr>
                   <m:sty m:val="p"/>
                 </m:rPr>
                 <m:t>=</m:t>
               </m:r>
+              <m:r>
+                <m:t>n</m:t>
+              </m:r>
+              <m:r>
+                <m:rPr>
+                  <m:sty m:val="p"/>
+                </m:rPr>
+                <m:t>+</m:t>
+              </m:r>
+              <m:r>
+                <m:t>1</m:t>
+              </m:r>
+            </m:oMath>
+            <w:r>
+              <w:rPr>
+                <w:rtl/>
+              </w:rPr>
+              <w:t xml:space="preserve"> </w:t>
+            </w:r>
+            <w:r>
+              <w:rPr>
+                <w:rtl/>
+              </w:rPr>
+              <w:t xml:space="preserve">حداً:</w:t>
+            </w:r>
+            <w:r>
+              <w:rPr>
+                <w:rtl/>
+              </w:rPr>
+              <w:t xml:space="preserve"> </w:t>
+            </w:r>
+            <m:oMath>
               <m:r>
                 <m:t>2</m:t>
               </m:r>
@@ -13233,8 +16280,8 @@
         <w:spacing w:before="0" w:after="0"/>
       </w:pPr>
     </w:p>
-    <w:bookmarkEnd w:id="26"/>
-    <w:bookmarkStart w:id="27" w:name="نهاية-متتالية-وخلاصة-الطرائق"/>
+    <w:bookmarkEnd w:id="25"/>
+    <w:bookmarkStart w:id="26" w:name="نهاية-متتالية-وخلاصة-الطرائق"/>
     <w:p>
       <w:pPr>
         <w:pStyle w:val="Heading1"/>
@@ -13245,7 +16292,7 @@
           <w:rStyle w:val="SectionNumber"/>
           <w:rtl/>
         </w:rPr>
-        <w:t xml:space="preserve">8</w:t>
+        <w:t xml:space="preserve">7</w:t>
       </w:r>
       <w:r>
         <w:rPr>
@@ -13319,7 +16366,7 @@
             <w:pPr>
               <w:numPr>
                 <w:ilvl w:val="0"/>
-                <w:numId w:val="1012"/>
+                <w:numId w:val="1014"/>
               </w:numPr>
               <w:bidi/>
             </w:pPr>
@@ -13513,7 +16560,7 @@
             <w:pPr>
               <w:numPr>
                 <w:ilvl w:val="0"/>
-                <w:numId w:val="1012"/>
+                <w:numId w:val="1014"/>
               </w:numPr>
               <w:bidi/>
             </w:pPr>
@@ -16017,7 +19064,7 @@
             <w:pPr>
               <w:numPr>
                 <w:ilvl w:val="0"/>
-                <w:numId w:val="1013"/>
+                <w:numId w:val="1015"/>
               </w:numPr>
               <w:bidi/>
             </w:pPr>
@@ -16074,7 +19121,7 @@
             <w:pPr>
               <w:numPr>
                 <w:ilvl w:val="0"/>
-                <w:numId w:val="1013"/>
+                <w:numId w:val="1015"/>
               </w:numPr>
               <w:bidi/>
             </w:pPr>
@@ -17883,7 +20930,7 @@
                       </m:e>
                       <m:sub>
                         <m:r>
-                          <m:t>0</m:t>
+                          <m:t>k</m:t>
                         </m:r>
                       </m:sub>
                     </m:sSub>
@@ -17909,16 +20956,7 @@
                           </m:e>
                           <m:sup>
                             <m:r>
-                              <m:t>n</m:t>
-                            </m:r>
-                            <m:r>
-                              <m:rPr>
-                                <m:sty m:val="p"/>
-                              </m:rPr>
-                              <m:t>+</m:t>
-                            </m:r>
-                            <m:r>
-                              <m:t>1</m:t>
+                              <m:t>p</m:t>
                             </m:r>
                           </m:sup>
                         </m:sSup>
@@ -17982,28 +21020,12 @@
                     <w:jc w:val="left"/>
                   </w:pPr>
                   <m:oMath>
-                    <m:d>
-                      <m:dPr>
-                        <m:begChr m:val="("/>
-                        <m:endChr m:val=")"/>
-                        <m:sepChr m:val=""/>
-                        <m:grow/>
-                      </m:dPr>
-                      <m:e>
-                        <m:r>
-                          <m:t>n</m:t>
-                        </m:r>
-                        <m:r>
-                          <m:rPr>
-                            <m:sty m:val="p"/>
-                          </m:rPr>
-                          <m:t>+</m:t>
-                        </m:r>
-                        <m:r>
-                          <m:t>1</m:t>
-                        </m:r>
-                      </m:e>
-                    </m:d>
+                    <m:r>
+                      <m:t>p</m:t>
+                    </m:r>
+                    <m:r>
+                      <m:t> </m:t>
+                    </m:r>
                     <m:f>
                       <m:fPr>
                         <m:type m:val="bar"/>
@@ -18017,7 +21039,7 @@
                           </m:e>
                           <m:sub>
                             <m:r>
-                              <m:t>0</m:t>
+                              <m:t>k</m:t>
                             </m:r>
                           </m:sub>
                         </m:sSub>
@@ -18035,7 +21057,25 @@
                           </m:e>
                           <m:sub>
                             <m:r>
-                              <m:t>n</m:t>
+                              <m:t>k</m:t>
+                            </m:r>
+                            <m:r>
+                              <m:rPr>
+                                <m:sty m:val="p"/>
+                              </m:rPr>
+                              <m:t>+</m:t>
+                            </m:r>
+                            <m:r>
+                              <m:t>p</m:t>
+                            </m:r>
+                            <m:r>
+                              <m:rPr>
+                                <m:sty m:val="p"/>
+                              </m:rPr>
+                              <m:t>−</m:t>
+                            </m:r>
+                            <m:r>
+                              <m:t>1</m:t>
                             </m:r>
                           </m:sub>
                         </m:sSub>
@@ -18057,6 +21097,41 @@
                     <w:bidi/>
                     <w:jc w:val="left"/>
                   </w:pPr>
+                  <w:r>
+                    <w:rPr>
+                      <w:rtl/>
+                    </w:rPr>
+                    <w:t xml:space="preserve">مجموع</w:t>
+                  </w:r>
+                  <w:r>
+                    <w:rPr>
+                      <w:rtl/>
+                    </w:rPr>
+                    <w:t xml:space="preserve"> </w:t>
+                  </w:r>
+                  <m:oMath>
+                    <m:r>
+                      <m:t>p</m:t>
+                    </m:r>
+                  </m:oMath>
+                  <w:r>
+                    <w:rPr>
+                      <w:rtl/>
+                    </w:rPr>
+                    <w:t xml:space="preserve"> </w:t>
+                  </w:r>
+                  <w:r>
+                    <w:rPr>
+                      <w:rtl/>
+                    </w:rPr>
+                    <w:t xml:space="preserve">حداً أولها</w:t>
+                  </w:r>
+                  <w:r>
+                    <w:rPr>
+                      <w:rtl/>
+                    </w:rPr>
+                    <w:t xml:space="preserve"> </w:t>
+                  </w:r>
                   <m:oMath>
                     <m:sSub>
                       <m:e>
@@ -18066,55 +21141,7 @@
                       </m:e>
                       <m:sub>
                         <m:r>
-                          <m:t>0</m:t>
-                        </m:r>
-                      </m:sub>
-                    </m:sSub>
-                    <m:r>
-                      <m:rPr>
-                        <m:sty m:val="p"/>
-                      </m:rPr>
-                      <m:t>+</m:t>
-                    </m:r>
-                    <m:sSub>
-                      <m:e>
-                        <m:r>
-                          <m:t>u</m:t>
-                        </m:r>
-                      </m:e>
-                      <m:sub>
-                        <m:r>
-                          <m:t>1</m:t>
-                        </m:r>
-                      </m:sub>
-                    </m:sSub>
-                    <m:r>
-                      <m:rPr>
-                        <m:sty m:val="p"/>
-                      </m:rPr>
-                      <m:t>+</m:t>
-                    </m:r>
-                    <m:r>
-                      <m:rPr>
-                        <m:sty m:val="p"/>
-                      </m:rPr>
-                      <m:t>⋯</m:t>
-                    </m:r>
-                    <m:r>
-                      <m:rPr>
-                        <m:sty m:val="p"/>
-                      </m:rPr>
-                      <m:t>+</m:t>
-                    </m:r>
-                    <m:sSub>
-                      <m:e>
-                        <m:r>
-                          <m:t>u</m:t>
-                        </m:r>
-                      </m:e>
-                      <m:sub>
-                        <m:r>
-                          <m:t>n</m:t>
+                          <m:t>k</m:t>
                         </m:r>
                       </m:sub>
                     </m:sSub>
@@ -19219,7 +22246,34 @@
                     <w:rPr>
                       <w:rtl/>
                     </w:rPr>
-                    <w:t xml:space="preserve">نكتب</w:t>
+                    <w:t xml:space="preserve">نحل في</w:t>
+                  </w:r>
+                  <w:r>
+                    <w:rPr>
+                      <w:rtl/>
+                    </w:rPr>
+                    <w:t xml:space="preserve"> </w:t>
+                  </w:r>
+                  <m:oMath>
+                    <m:r>
+                      <m:rPr>
+                        <m:sty m:val="p"/>
+                        <m:scr m:val="double-struck"/>
+                      </m:rPr>
+                      <m:t>N</m:t>
+                    </m:r>
+                  </m:oMath>
+                  <w:r>
+                    <w:rPr>
+                      <w:rtl/>
+                    </w:rPr>
+                    <w:t xml:space="preserve"> </w:t>
+                  </w:r>
+                  <w:r>
+                    <w:rPr>
+                      <w:rtl/>
+                    </w:rPr>
+                    <w:t xml:space="preserve">المتراجحة</w:t>
                   </w:r>
                   <w:r>
                     <w:rPr>
@@ -19238,92 +22292,23 @@
                         <m:r>
                           <m:t>n</m:t>
                         </m:r>
+                        <m:r>
+                          <m:rPr>
+                            <m:sty m:val="p"/>
+                          </m:rPr>
+                          <m:t>+</m:t>
+                        </m:r>
+                        <m:r>
+                          <m:t>1</m:t>
+                        </m:r>
                       </m:sub>
                     </m:sSub>
-                  </m:oMath>
-                  <w:r>
-                    <w:rPr>
-                      <w:rtl/>
-                    </w:rPr>
-                    <w:t xml:space="preserve"> </w:t>
-                  </w:r>
-                  <w:r>
-                    <w:rPr>
-                      <w:rtl/>
-                    </w:rPr>
-                    <w:t xml:space="preserve">بدلالة</w:t>
-                  </w:r>
-                  <w:r>
-                    <w:rPr>
-                      <w:rtl/>
-                    </w:rPr>
-                    <w:t xml:space="preserve"> </w:t>
-                  </w:r>
-                  <m:oMath>
-                    <m:r>
-                      <m:t>n</m:t>
-                    </m:r>
-                  </m:oMath>
-                  <w:r>
-                    <w:rPr>
-                      <w:rtl/>
-                    </w:rPr>
-                    <w:t xml:space="preserve"> </w:t>
-                  </w:r>
-                  <w:r>
-                    <w:rPr>
-                      <w:rtl/>
-                    </w:rPr>
-                    <w:t xml:space="preserve">ثم ننطلق من</w:t>
-                  </w:r>
-                  <w:r>
-                    <w:rPr>
-                      <w:rtl/>
-                    </w:rPr>
-                    <w:t xml:space="preserve"> </w:t>
-                  </w:r>
-                  <m:oMath>
-                    <m:r>
-                      <m:t>n</m:t>
-                    </m:r>
                     <m:r>
                       <m:rPr>
                         <m:sty m:val="p"/>
                       </m:rPr>
-                      <m:t>≥</m:t>
+                      <m:t>−</m:t>
                     </m:r>
-                    <m:sSub>
-                      <m:e>
-                        <m:r>
-                          <m:t>n</m:t>
-                        </m:r>
-                      </m:e>
-                      <m:sub>
-                        <m:r>
-                          <m:t>0</m:t>
-                        </m:r>
-                      </m:sub>
-                    </m:sSub>
-                  </m:oMath>
-                  <w:r>
-                    <w:rPr>
-                      <w:rtl/>
-                    </w:rPr>
-                    <w:t xml:space="preserve"> </w:t>
-                  </w:r>
-                  <w:r>
-                    <w:rPr>
-                      <w:rtl/>
-                    </w:rPr>
-                    <w:t xml:space="preserve">، أو ندرس إشارة</w:t>
-                  </w:r>
-                  <w:r>
-                    <w:rPr>
-                      <w:rtl/>
-                    </w:rPr>
-                    <w:t xml:space="preserve"> </w:t>
-                  </w:r>
-                  <m:oMath>
                     <m:sSub>
                       <m:e>
                         <m:r>
@@ -19340,11 +22325,66 @@
                       <m:rPr>
                         <m:sty m:val="p"/>
                       </m:rPr>
-                      <m:t>−</m:t>
+                      <m:t>&gt;</m:t>
                     </m:r>
                     <m:r>
-                      <m:t>a</m:t>
+                      <m:t>0</m:t>
                     </m:r>
+                  </m:oMath>
+                  <w:r>
+                    <w:rPr>
+                      <w:rtl/>
+                    </w:rPr>
+                    <w:t xml:space="preserve"> </w:t>
+                  </w:r>
+                  <w:r>
+                    <w:rPr>
+                      <w:rtl/>
+                    </w:rPr>
+                    <w:t xml:space="preserve">(أو</w:t>
+                  </w:r>
+                  <w:r>
+                    <w:rPr>
+                      <w:rtl/>
+                    </w:rPr>
+                    <w:t xml:space="preserve"> </w:t>
+                  </w:r>
+                  <m:oMath>
+                    <m:r>
+                      <m:rPr>
+                        <m:sty m:val="p"/>
+                      </m:rPr>
+                      <m:t>&lt;</m:t>
+                    </m:r>
+                    <m:r>
+                      <m:t>0</m:t>
+                    </m:r>
+                  </m:oMath>
+                  <w:r>
+                    <w:rPr>
+                      <w:rtl/>
+                    </w:rPr>
+                    <w:t xml:space="preserve">) ؛ أصغر حل هو</w:t>
+                  </w:r>
+                  <w:r>
+                    <w:rPr>
+                      <w:rtl/>
+                    </w:rPr>
+                    <w:t xml:space="preserve"> </w:t>
+                  </w:r>
+                  <m:oMath>
+                    <m:sSub>
+                      <m:e>
+                        <m:r>
+                          <m:t>n</m:t>
+                        </m:r>
+                      </m:e>
+                      <m:sub>
+                        <m:r>
+                          <m:t>0</m:t>
+                        </m:r>
+                      </m:sub>
+                    </m:sSub>
                   </m:oMath>
                   <w:r>
                     <w:rPr>
@@ -19366,7 +22406,7 @@
                     <w:rPr>
                       <w:rtl/>
                     </w:rPr>
-                    <w:t xml:space="preserve">حصر الحدود</w:t>
+                    <w:t xml:space="preserve">اتجاه التغير ابتداءً من رتبة</w:t>
                   </w:r>
                   <w:r>
                     <w:rPr>
@@ -19378,25 +22418,114 @@
                     <m:sSub>
                       <m:e>
                         <m:r>
-                          <m:t>u</m:t>
+                          <m:t>n</m:t>
                         </m:r>
                       </m:e>
                       <m:sub>
                         <m:r>
-                          <m:t>n</m:t>
+                          <m:t>0</m:t>
                         </m:r>
                       </m:sub>
                     </m:sSub>
+                  </m:oMath>
+                </w:p>
+              </w:tc>
+            </w:tr>
+            <w:tr>
+              <w:tc>
+                <w:tcPr/>
+                <w:p>
+                  <w:pPr>
+                    <w:pStyle w:val="Compact"/>
+                    <w:bidi/>
+                    <w:jc w:val="left"/>
+                  </w:pPr>
+                  <w:r>
+                    <w:rPr>
+                      <w:rtl/>
+                    </w:rPr>
+                    <w:t xml:space="preserve">مقدار ثابت يُضاف: حسابية ؛ نسبة</w:t>
+                  </w:r>
+                  <w:r>
+                    <w:rPr>
+                      <w:rtl/>
+                    </w:rPr>
+                    <w:t xml:space="preserve"> </w:t>
+                  </w:r>
+                  <m:oMath>
+                    <m:r>
+                      <m:t>t</m:t>
+                    </m:r>
+                    <m:r>
+                      <m:t> </m:t>
+                    </m:r>
                     <m:r>
                       <m:rPr>
                         <m:sty m:val="p"/>
                       </m:rPr>
-                      <m:t>&gt;</m:t>
+                      <m:t>%</m:t>
+                    </m:r>
+                  </m:oMath>
+                  <w:r>
+                    <w:rPr>
+                      <w:rtl/>
+                    </w:rPr>
+                    <w:t xml:space="preserve">: هندسية أساسها</w:t>
+                  </w:r>
+                  <w:r>
+                    <w:rPr>
+                      <w:rtl/>
+                    </w:rPr>
+                    <w:t xml:space="preserve"> </w:t>
+                  </w:r>
+                  <m:oMath>
+                    <m:r>
+                      <m:t>1</m:t>
                     </m:r>
                     <m:r>
-                      <m:t>a</m:t>
+                      <m:rPr>
+                        <m:sty m:val="p"/>
+                      </m:rPr>
+                      <m:t>±</m:t>
                     </m:r>
+                    <m:f>
+                      <m:fPr>
+                        <m:type m:val="bar"/>
+                      </m:fPr>
+                      <m:num>
+                        <m:r>
+                          <m:t>t</m:t>
+                        </m:r>
+                      </m:num>
+                      <m:den>
+                        <m:r>
+                          <m:t>100</m:t>
+                        </m:r>
+                      </m:den>
+                    </m:f>
                   </m:oMath>
+                  <w:r>
+                    <w:rPr>
+                      <w:rtl/>
+                    </w:rPr>
+                    <w:t xml:space="preserve">.</w:t>
+                  </w:r>
+                </w:p>
+              </w:tc>
+              <w:tc>
+                <w:tcPr/>
+                <w:p>
+                  <w:pPr>
+                    <w:pStyle w:val="Compact"/>
+                    <w:bidi/>
+                    <w:jc w:val="left"/>
+                  </w:pPr>
+                  <w:r>
+                    <w:rPr>
+                      <w:rtl/>
+                    </w:rPr>
+                    <w:t xml:space="preserve">وصف ظاهرة بمتتالية</w:t>
+                  </w:r>
                 </w:p>
               </w:tc>
             </w:tr>
@@ -19710,7 +22839,7 @@
         <w:spacing w:before="0" w:after="0"/>
       </w:pPr>
     </w:p>
-    <w:bookmarkEnd w:id="27"/>
+    <w:bookmarkEnd w:id="26"/>
     <w:sectPr>
       <w:headerReference w:type="default" r:id="rId10"/>
       <w:footerReference w:type="default" r:id="rId11"/>
@@ -20104,34 +23233,7 @@
     <w:abstractNumId w:val="991"/>
   </w:num>
   <w:num w:numId="1002">
-    <w:abstractNumId w:val="99201"/>
-    <w:lvlOverride w:ilvl="0">
-      <w:startOverride w:val="1"/>
-    </w:lvlOverride>
-    <w:lvlOverride w:ilvl="1">
-      <w:startOverride w:val="1"/>
-    </w:lvlOverride>
-    <w:lvlOverride w:ilvl="2">
-      <w:startOverride w:val="1"/>
-    </w:lvlOverride>
-    <w:lvlOverride w:ilvl="3">
-      <w:startOverride w:val="1"/>
-    </w:lvlOverride>
-    <w:lvlOverride w:ilvl="4">
-      <w:startOverride w:val="1"/>
-    </w:lvlOverride>
-    <w:lvlOverride w:ilvl="5">
-      <w:startOverride w:val="1"/>
-    </w:lvlOverride>
-    <w:lvlOverride w:ilvl="6">
-      <w:startOverride w:val="1"/>
-    </w:lvlOverride>
-    <w:lvlOverride w:ilvl="7">
-      <w:startOverride w:val="1"/>
-    </w:lvlOverride>
-    <w:lvlOverride w:ilvl="8">
-      <w:startOverride w:val="1"/>
-    </w:lvlOverride>
+    <w:abstractNumId w:val="991"/>
   </w:num>
   <w:num w:numId="1003">
     <w:abstractNumId w:val="991"/>
@@ -20170,7 +23272,34 @@
     <w:abstractNumId w:val="991"/>
   </w:num>
   <w:num w:numId="1006">
-    <w:abstractNumId w:val="991"/>
+    <w:abstractNumId w:val="99201"/>
+    <w:lvlOverride w:ilvl="0">
+      <w:startOverride w:val="1"/>
+    </w:lvlOverride>
+    <w:lvlOverride w:ilvl="1">
+      <w:startOverride w:val="1"/>
+    </w:lvlOverride>
+    <w:lvlOverride w:ilvl="2">
+      <w:startOverride w:val="1"/>
+    </w:lvlOverride>
+    <w:lvlOverride w:ilvl="3">
+      <w:startOverride w:val="1"/>
+    </w:lvlOverride>
+    <w:lvlOverride w:ilvl="4">
+      <w:startOverride w:val="1"/>
+    </w:lvlOverride>
+    <w:lvlOverride w:ilvl="5">
+      <w:startOverride w:val="1"/>
+    </w:lvlOverride>
+    <w:lvlOverride w:ilvl="6">
+      <w:startOverride w:val="1"/>
+    </w:lvlOverride>
+    <w:lvlOverride w:ilvl="7">
+      <w:startOverride w:val="1"/>
+    </w:lvlOverride>
+    <w:lvlOverride w:ilvl="8">
+      <w:startOverride w:val="1"/>
+    </w:lvlOverride>
   </w:num>
   <w:num w:numId="1007">
     <w:abstractNumId w:val="991"/>
@@ -20191,6 +23320,12 @@
     <w:abstractNumId w:val="991"/>
   </w:num>
   <w:num w:numId="1013">
+    <w:abstractNumId w:val="991"/>
+  </w:num>
+  <w:num w:numId="1014">
+    <w:abstractNumId w:val="991"/>
+  </w:num>
+  <w:num w:numId="1015">
     <w:abstractNumId w:val="99201"/>
     <w:lvlOverride w:ilvl="0">
       <w:startOverride w:val="1"/>
